--- a/Github Action Learning Document.docx
+++ b/Github Action Learning Document.docx
@@ -165,6 +165,7 @@
       </w:pPr>
       <w:r>
         <w:rPr>
+          <w:noProof/>
           <w:lang w:val="en-US"/>
         </w:rPr>
         <w:drawing>
@@ -693,6 +694,7 @@
       </w:pPr>
       <w:r>
         <w:rPr>
+          <w:noProof/>
           <w:lang w:val="en-US"/>
         </w:rPr>
         <w:drawing>
@@ -982,6 +984,7 @@
       </w:pPr>
       <w:r>
         <w:rPr>
+          <w:noProof/>
           <w:lang w:val="en-US"/>
         </w:rPr>
         <w:drawing>
@@ -1269,6 +1272,7 @@
       </w:pPr>
       <w:r>
         <w:rPr>
+          <w:noProof/>
           <w:lang w:val="en-US"/>
         </w:rPr>
         <w:lastRenderedPageBreak/>
@@ -1307,6 +1311,97 @@
             </a:graphic>
           </wp:inline>
         </w:drawing>
+      </w:r>
+    </w:p>
+    <w:p>
+      <w:pPr>
+        <w:pStyle w:val="ListParagraph"/>
+        <w:numPr>
+          <w:ilvl w:val="0"/>
+          <w:numId w:val="1"/>
+        </w:numPr>
+        <w:rPr>
+          <w:lang w:val="en-US"/>
+        </w:rPr>
+      </w:pPr>
+      <w:r>
+        <w:rPr>
+          <w:lang w:val="en-US"/>
+        </w:rPr>
+        <w:t xml:space="preserve">What is IDE: </w:t>
+      </w:r>
+      <w:r>
+        <w:rPr>
+          <w:lang w:val="en-US"/>
+        </w:rPr>
+        <w:t xml:space="preserve">Its stands for Integrated Development Environment. An IDE is a software </w:t>
+      </w:r>
+      <w:r>
+        <w:rPr>
+          <w:lang w:val="en-US"/>
+        </w:rPr>
+        <w:t xml:space="preserve">application that combines the basic tools developers need to write, test, and </w:t>
+      </w:r>
+      <w:r>
+        <w:rPr>
+          <w:lang w:val="en-US"/>
+        </w:rPr>
+        <w:t>debug code into a single program.</w:t>
+      </w:r>
+      <w:r>
+        <w:rPr>
+          <w:lang w:val="en-US"/>
+        </w:rPr>
+        <w:br/>
+        <w:t>Ex: VS Code, Pycharm, Eclipse</w:t>
+      </w:r>
+    </w:p>
+    <w:p>
+      <w:pPr>
+        <w:pStyle w:val="ListParagraph"/>
+        <w:numPr>
+          <w:ilvl w:val="0"/>
+          <w:numId w:val="1"/>
+        </w:numPr>
+        <w:rPr>
+          <w:lang w:val="en-US"/>
+        </w:rPr>
+      </w:pPr>
+      <w:r>
+        <w:rPr>
+          <w:lang w:val="en-US"/>
+        </w:rPr>
+        <w:t>Git Repository – It is just a folder used by Git to track all changes of a given projects</w:t>
+      </w:r>
+      <w:r>
+        <w:rPr>
+          <w:lang w:val="en-US"/>
+        </w:rPr>
+        <w:t>.</w:t>
+      </w:r>
+      <w:r>
+        <w:rPr>
+          <w:lang w:val="en-US"/>
+        </w:rPr>
+        <w:t xml:space="preserve"> To create a git repository simply run git init command inside the folder.</w:t>
+      </w:r>
+    </w:p>
+    <w:p>
+      <w:pPr>
+        <w:pStyle w:val="ListParagraph"/>
+        <w:numPr>
+          <w:ilvl w:val="0"/>
+          <w:numId w:val="1"/>
+        </w:numPr>
+        <w:rPr>
+          <w:lang w:val="en-US"/>
+        </w:rPr>
+      </w:pPr>
+      <w:r>
+        <w:rPr>
+          <w:lang w:val="en-US"/>
+        </w:rPr>
+        <w:t>.Git - .Git folder is created by default after initializing the folder into git repo to store all the relevant metadata of Git.</w:t>
       </w:r>
     </w:p>
     <w:sectPr>
@@ -3063,6 +3158,7 @@
   <w:style w:type="character" w:default="1" w:styleId="DefaultParagraphFont">
     <w:name w:val="Default Paragraph Font"/>
     <w:uiPriority w:val="1"/>
+    <w:semiHidden/>
     <w:unhideWhenUsed/>
   </w:style>
   <w:style w:type="table" w:default="1" w:styleId="TableNormal">

--- a/Github Action Learning Document.docx
+++ b/Github Action Learning Document.docx
@@ -1403,6 +1403,642 @@
         </w:rPr>
         <w:t>.Git - .Git folder is created by default after initializing the folder into git repo to store all the relevant metadata of Git.</w:t>
       </w:r>
+    </w:p>
+    <w:p>
+      <w:pPr>
+        <w:pStyle w:val="ListParagraph"/>
+        <w:numPr>
+          <w:ilvl w:val="0"/>
+          <w:numId w:val="1"/>
+        </w:numPr>
+        <w:rPr>
+          <w:lang w:val="en-US"/>
+        </w:rPr>
+      </w:pPr>
+      <w:r>
+        <w:rPr>
+          <w:lang w:val="en-US"/>
+        </w:rPr>
+        <w:t xml:space="preserve">Git Working Directory: </w:t>
+      </w:r>
+      <w:r>
+        <w:rPr>
+          <w:lang w:val="en-US"/>
+        </w:rPr>
+        <w:t>This is where you work with files on your computer. For example, you create a file called main.py or modify your GitHub Actions workflow file, deploy.yml.</w:t>
+      </w:r>
+      <w:r>
+        <w:rPr>
+          <w:lang w:val="en-US"/>
+        </w:rPr>
+        <w:t xml:space="preserve"> </w:t>
+      </w:r>
+      <w:r>
+        <w:rPr>
+          <w:lang w:val="en-US"/>
+        </w:rPr>
+        <w:t>At this point, the changes exist on your computer but haven't been staged or committed.</w:t>
+      </w:r>
+      <w:r>
+        <w:rPr>
+          <w:lang w:val="en-US"/>
+        </w:rPr>
+        <w:br/>
+        <w:t>Command: git status</w:t>
+      </w:r>
+    </w:p>
+    <w:p>
+      <w:pPr>
+        <w:pStyle w:val="ListParagraph"/>
+        <w:numPr>
+          <w:ilvl w:val="0"/>
+          <w:numId w:val="1"/>
+        </w:numPr>
+        <w:rPr>
+          <w:lang w:val="en-US"/>
+        </w:rPr>
+      </w:pPr>
+      <w:r>
+        <w:rPr>
+          <w:lang w:val="en-US"/>
+        </w:rPr>
+        <w:t xml:space="preserve">Staging Area: </w:t>
+      </w:r>
+      <w:r>
+        <w:rPr>
+          <w:lang w:val="en-US"/>
+        </w:rPr>
+        <w:t>Staging means selecting the changes you want to include in your next commit.</w:t>
+      </w:r>
+      <w:r>
+        <w:rPr>
+          <w:lang w:val="en-US"/>
+        </w:rPr>
+        <w:t xml:space="preserve"> </w:t>
+      </w:r>
+      <w:r>
+        <w:rPr>
+          <w:lang w:val="en-US"/>
+        </w:rPr>
+        <w:br/>
+        <w:t>Command: git add &lt;deploy.yml&gt;</w:t>
+      </w:r>
+      <w:r>
+        <w:rPr>
+          <w:lang w:val="en-US"/>
+        </w:rPr>
+        <w:br/>
+      </w:r>
+      <w:r>
+        <w:t>To stage all changes in the current repository:</w:t>
+      </w:r>
+      <w:r>
+        <w:br/>
+        <w:t>Command: git add .</w:t>
+      </w:r>
+    </w:p>
+    <w:p>
+      <w:pPr>
+        <w:pStyle w:val="ListParagraph"/>
+        <w:numPr>
+          <w:ilvl w:val="0"/>
+          <w:numId w:val="1"/>
+        </w:numPr>
+        <w:rPr>
+          <w:lang w:val="en-US"/>
+        </w:rPr>
+      </w:pPr>
+      <w:r>
+        <w:t xml:space="preserve">Commit: </w:t>
+      </w:r>
+      <w:r>
+        <w:t>A commit saves a snapshot of the staged changes in your local Git repository.</w:t>
+      </w:r>
+      <w:r>
+        <w:br/>
+        <w:t xml:space="preserve">Command: </w:t>
+      </w:r>
+      <w:r>
+        <w:t>git commit -m "Add main Python file"</w:t>
+      </w:r>
+    </w:p>
+    <w:p>
+      <w:pPr>
+        <w:pStyle w:val="ListParagraph"/>
+        <w:numPr>
+          <w:ilvl w:val="0"/>
+          <w:numId w:val="1"/>
+        </w:numPr>
+        <w:rPr>
+          <w:lang w:val="en-US"/>
+        </w:rPr>
+      </w:pPr>
+      <w:r>
+        <w:t xml:space="preserve">Git Push: </w:t>
+      </w:r>
+      <w:r>
+        <w:t>Push uploads your local commits to a remote repository, such as GitHub</w:t>
+      </w:r>
+      <w:r>
+        <w:br/>
+        <w:t xml:space="preserve">Command: </w:t>
+      </w:r>
+      <w:r>
+        <w:t>git push origin main</w:t>
+      </w:r>
+      <w:r>
+        <w:br/>
+        <w:t>git checkout &lt;branch name&gt;</w:t>
+      </w:r>
+      <w:r>
+        <w:br/>
+        <w:t>git log</w:t>
+      </w:r>
+      <w:r>
+        <w:br/>
+        <w:t>git checkout &lt;commit id&gt;</w:t>
+      </w:r>
+    </w:p>
+    <w:p>
+      <w:pPr>
+        <w:pStyle w:val="ListParagraph"/>
+        <w:numPr>
+          <w:ilvl w:val="0"/>
+          <w:numId w:val="1"/>
+        </w:numPr>
+        <w:rPr>
+          <w:lang w:val="en-US"/>
+        </w:rPr>
+      </w:pPr>
+      <w:r>
+        <w:t xml:space="preserve">Git Revert: </w:t>
+      </w:r>
+      <w:r>
+        <w:t>git revert is used to undo the changes introduced by a previous commit without deleting the existing Git history</w:t>
+      </w:r>
+      <w:r>
+        <w:t>.</w:t>
+      </w:r>
+      <w:r>
+        <w:t xml:space="preserve"> </w:t>
+      </w:r>
+      <w:r>
+        <w:t>It's especially useful when you've pushed a commit to GitHub and want to undo it safely.</w:t>
+      </w:r>
+      <w:r>
+        <w:br/>
+      </w:r>
+      <w:r>
+        <w:lastRenderedPageBreak/>
+        <w:t xml:space="preserve">Command: </w:t>
+      </w:r>
+      <w:r>
+        <w:t>git revert &lt;commit-id&gt;</w:t>
+      </w:r>
+      <w:r>
+        <w:br/>
+      </w:r>
+      <w:r>
+        <w:t>Important: If reverting a commit causes conflicts, resolve the conflicts, stage the resolved files with git add, and continue with:</w:t>
+      </w:r>
+      <w:r>
+        <w:br/>
+        <w:t xml:space="preserve">Command: </w:t>
+      </w:r>
+      <w:r>
+        <w:t xml:space="preserve">git revert </w:t>
+      </w:r>
+      <w:r>
+        <w:t>–</w:t>
+      </w:r>
+      <w:r>
+        <w:t>continue</w:t>
+      </w:r>
+      <w:r>
+        <w:br/>
+      </w:r>
+      <w:r>
+        <w:t>To cancel an in-progress revert:</w:t>
+      </w:r>
+      <w:r>
+        <w:br/>
+        <w:t xml:space="preserve">Command: </w:t>
+      </w:r>
+      <w:r>
+        <w:t xml:space="preserve">git revert </w:t>
+      </w:r>
+      <w:r>
+        <w:t>–</w:t>
+      </w:r>
+      <w:r>
+        <w:t>abort</w:t>
+      </w:r>
+    </w:p>
+    <w:p>
+      <w:pPr>
+        <w:pStyle w:val="ListParagraph"/>
+        <w:numPr>
+          <w:ilvl w:val="0"/>
+          <w:numId w:val="1"/>
+        </w:numPr>
+      </w:pPr>
+      <w:r>
+        <w:t xml:space="preserve">Git Reset: </w:t>
+      </w:r>
+      <w:r>
+        <w:t>git reset is used to move the current branch back to an earlier commit and, depending on the option you choose, remove changes from the staging area or working directory.</w:t>
+      </w:r>
+      <w:r>
+        <w:t xml:space="preserve"> </w:t>
+      </w:r>
+      <w:r>
+        <w:t>Unlike git revert, git reset can rewrite Git history, so be careful when using it on commits already pushed to a shared GitHub repository</w:t>
+      </w:r>
+    </w:p>
+    <w:p>
+      <w:pPr>
+        <w:pStyle w:val="ListParagraph"/>
+        <w:numPr>
+          <w:ilvl w:val="0"/>
+          <w:numId w:val="1"/>
+        </w:numPr>
+        <w:ind w:left="360"/>
+      </w:pPr>
+      <w:r>
+        <w:t xml:space="preserve">Git Branch: </w:t>
+      </w:r>
+      <w:r>
+        <w:t>In Git, branches allow you to work on different features or fixes independently without directly affecting the main codebase.</w:t>
+      </w:r>
+      <w:r>
+        <w:t xml:space="preserve"> </w:t>
+      </w:r>
+      <w:r>
+        <w:t>Imagine your project has a main branch containing stable code. You want to add a new feature, so you create a separate branch called feature-login.</w:t>
+      </w:r>
+      <w:r>
+        <w:br/>
+        <w:t xml:space="preserve">Commands: </w:t>
+      </w:r>
+      <w:r>
+        <w:t xml:space="preserve"> </w:t>
+      </w:r>
+      <w:r>
+        <w:t># List local branches</w:t>
+      </w:r>
+      <w:r>
+        <w:t xml:space="preserve"> -&gt; </w:t>
+      </w:r>
+      <w:r>
+        <w:t>git branch</w:t>
+      </w:r>
+      <w:r>
+        <w:t xml:space="preserve"> </w:t>
+      </w:r>
+      <w:r>
+        <w:br/>
+        <w:t># List local and remote branches -&gt;</w:t>
+      </w:r>
+      <w:r>
+        <w:t xml:space="preserve"> </w:t>
+      </w:r>
+      <w:r>
+        <w:t>git branch -a</w:t>
+      </w:r>
+      <w:r>
+        <w:br/>
+        <w:t xml:space="preserve"># To create a new branch -&gt; </w:t>
+      </w:r>
+      <w:r>
+        <w:t xml:space="preserve">git branch </w:t>
+      </w:r>
+      <w:r>
+        <w:t>&lt;branch name&gt;</w:t>
+      </w:r>
+      <w:r>
+        <w:br/>
+        <w:t>#</w:t>
+      </w:r>
+      <w:r>
+        <w:t xml:space="preserve"> Switch branch -&gt; </w:t>
+      </w:r>
+      <w:r>
+        <w:t xml:space="preserve">git switch </w:t>
+      </w:r>
+      <w:r>
+        <w:t>&lt;branch name&gt;</w:t>
+      </w:r>
+      <w:r>
+        <w:br/>
+        <w:t xml:space="preserve"># Create and switch in one cmd -&gt; </w:t>
+      </w:r>
+      <w:r>
+        <w:t xml:space="preserve">git switch -c </w:t>
+      </w:r>
+      <w:r>
+        <w:t>&lt;branch name&gt;</w:t>
+      </w:r>
+      <w:r>
+        <w:br/>
+        <w:t xml:space="preserve"># Rename branch -&gt; </w:t>
+      </w:r>
+      <w:r>
+        <w:t xml:space="preserve">git branch -m </w:t>
+      </w:r>
+      <w:r>
+        <w:t>&lt;</w:t>
+      </w:r>
+      <w:r>
+        <w:t>new-branch-name</w:t>
+      </w:r>
+      <w:r>
+        <w:t>&gt;</w:t>
+      </w:r>
+      <w:r>
+        <w:br/>
+        <w:t># Delete a branch</w:t>
+      </w:r>
+      <w:r>
+        <w:t xml:space="preserve"> that has been merged</w:t>
+      </w:r>
+      <w:r>
+        <w:t xml:space="preserve"> -&gt; </w:t>
+      </w:r>
+      <w:r>
+        <w:t xml:space="preserve">git branch -d </w:t>
+      </w:r>
+      <w:r>
+        <w:t xml:space="preserve">&lt;branch name&gt; </w:t>
+      </w:r>
+      <w:r>
+        <w:br/>
+        <w:t xml:space="preserve"># Force delete a local branch -&gt; </w:t>
+      </w:r>
+      <w:r>
+        <w:t>git branch -D feature-login</w:t>
+      </w:r>
+      <w:r>
+        <w:br/>
+        <w:t xml:space="preserve"># Create and checkout -&gt; git checkout -b </w:t>
+      </w:r>
+      <w:r>
+        <w:t>&lt;branch name&gt;</w:t>
+      </w:r>
+      <w:r>
+        <w:br/>
+        <w:t># Merge branch -&gt; git merge &lt;branch name&gt;</w:t>
+      </w:r>
+    </w:p>
+    <w:p>
+      <w:pPr>
+        <w:jc w:val="center"/>
+      </w:pPr>
+      <w:r>
+        <w:drawing>
+          <wp:inline distT="0" distB="0" distL="0" distR="0" wp14:anchorId="6CE6615D" wp14:editId="3B9B067B">
+            <wp:extent cx="5731510" cy="2310765"/>
+            <wp:effectExtent l="0" t="0" r="2540" b="0"/>
+            <wp:docPr id="959105611" name="Picture 1"/>
+            <wp:cNvGraphicFramePr>
+              <a:graphicFrameLocks xmlns:a="http://schemas.openxmlformats.org/drawingml/2006/main" noChangeAspect="1"/>
+            </wp:cNvGraphicFramePr>
+            <a:graphic xmlns:a="http://schemas.openxmlformats.org/drawingml/2006/main">
+              <a:graphicData uri="http://schemas.openxmlformats.org/drawingml/2006/picture">
+                <pic:pic xmlns:pic="http://schemas.openxmlformats.org/drawingml/2006/picture">
+                  <pic:nvPicPr>
+                    <pic:cNvPr id="959105611" name=""/>
+                    <pic:cNvPicPr/>
+                  </pic:nvPicPr>
+                  <pic:blipFill>
+                    <a:blip r:embed="rId9"/>
+                    <a:stretch>
+                      <a:fillRect/>
+                    </a:stretch>
+                  </pic:blipFill>
+                  <pic:spPr>
+                    <a:xfrm>
+                      <a:off x="0" y="0"/>
+                      <a:ext cx="5731510" cy="2310765"/>
+                    </a:xfrm>
+                    <a:prstGeom prst="rect">
+                      <a:avLst/>
+                    </a:prstGeom>
+                  </pic:spPr>
+                </pic:pic>
+              </a:graphicData>
+            </a:graphic>
+          </wp:inline>
+        </w:drawing>
+      </w:r>
+    </w:p>
+    <w:p>
+      <w:r>
+        <w:br w:type="page"/>
+      </w:r>
+    </w:p>
+    <w:p>
+      <w:pPr>
+        <w:pStyle w:val="ListParagraph"/>
+        <w:numPr>
+          <w:ilvl w:val="0"/>
+          <w:numId w:val="1"/>
+        </w:numPr>
+      </w:pPr>
+      <w:r>
+        <w:rPr>
+          <w:lang w:val="en-US"/>
+        </w:rPr>
+        <w:lastRenderedPageBreak/>
+        <w:t xml:space="preserve">Git Vs Github: </w:t>
+      </w:r>
+      <w:r>
+        <w:t>Git tracks changes in your code on your computer. You can create commits, work with branches, merge changes, and revert mistakes.</w:t>
+      </w:r>
+      <w:r>
+        <w:br/>
+      </w:r>
+      <w:r>
+        <w:t>Examples: git add, git commit, git branch, git merge</w:t>
+      </w:r>
+      <w:r>
+        <w:t>.</w:t>
+      </w:r>
+      <w:r>
+        <w:br/>
+      </w:r>
+      <w:r>
+        <w:t>GitHub stores Git repositories online and lets teams collaborate using pull requests, code reviews, issues, and GitHub Actions for CI/CD.</w:t>
+      </w:r>
+      <w:r>
+        <w:br/>
+      </w:r>
+      <w:r>
+        <w:drawing>
+          <wp:inline distT="0" distB="0" distL="0" distR="0" wp14:anchorId="00FA2296" wp14:editId="227C2683">
+            <wp:extent cx="5731510" cy="2532380"/>
+            <wp:effectExtent l="0" t="0" r="2540" b="1270"/>
+            <wp:docPr id="1211214288" name="Picture 1"/>
+            <wp:cNvGraphicFramePr>
+              <a:graphicFrameLocks xmlns:a="http://schemas.openxmlformats.org/drawingml/2006/main" noChangeAspect="1"/>
+            </wp:cNvGraphicFramePr>
+            <a:graphic xmlns:a="http://schemas.openxmlformats.org/drawingml/2006/main">
+              <a:graphicData uri="http://schemas.openxmlformats.org/drawingml/2006/picture">
+                <pic:pic xmlns:pic="http://schemas.openxmlformats.org/drawingml/2006/picture">
+                  <pic:nvPicPr>
+                    <pic:cNvPr id="1211214288" name=""/>
+                    <pic:cNvPicPr/>
+                  </pic:nvPicPr>
+                  <pic:blipFill>
+                    <a:blip r:embed="rId10"/>
+                    <a:stretch>
+                      <a:fillRect/>
+                    </a:stretch>
+                  </pic:blipFill>
+                  <pic:spPr>
+                    <a:xfrm>
+                      <a:off x="0" y="0"/>
+                      <a:ext cx="5731510" cy="2532380"/>
+                    </a:xfrm>
+                    <a:prstGeom prst="rect">
+                      <a:avLst/>
+                    </a:prstGeom>
+                  </pic:spPr>
+                </pic:pic>
+              </a:graphicData>
+            </a:graphic>
+          </wp:inline>
+        </w:drawing>
+      </w:r>
+    </w:p>
+    <w:p>
+      <w:pPr>
+        <w:pStyle w:val="ListParagraph"/>
+        <w:numPr>
+          <w:ilvl w:val="0"/>
+          <w:numId w:val="1"/>
+        </w:numPr>
+      </w:pPr>
+      <w:r>
+        <w:t>Add git hub: Git remote add origin &lt;Github repo url&gt;</w:t>
+      </w:r>
+    </w:p>
+    <w:p>
+      <w:pPr>
+        <w:pStyle w:val="ListParagraph"/>
+        <w:numPr>
+          <w:ilvl w:val="0"/>
+          <w:numId w:val="1"/>
+        </w:numPr>
+      </w:pPr>
+      <w:r>
+        <w:t xml:space="preserve">Git push origin main: </w:t>
+      </w:r>
+      <w:r>
+        <w:t>When I run this command for the first time to link my local repo with Github this will create a main branch in this remote rep</w:t>
+      </w:r>
+      <w:r>
+        <w:t>o</w:t>
+      </w:r>
+      <w:r>
+        <w:t>, and push my commits of my local main branch to that remote main branch.</w:t>
+      </w:r>
+    </w:p>
+    <w:p>
+      <w:pPr>
+        <w:pStyle w:val="ListParagraph"/>
+        <w:numPr>
+          <w:ilvl w:val="0"/>
+          <w:numId w:val="1"/>
+        </w:numPr>
+      </w:pPr>
+      <w:r>
+        <w:t xml:space="preserve">Add user for authentication to push the code from local to </w:t>
+      </w:r>
+      <w:r>
+        <w:t>github:</w:t>
+      </w:r>
+      <w:r>
+        <w:br/>
+        <w:t>git remote set-url origin &lt;repo-url&gt;</w:t>
+      </w:r>
+      <w:r>
+        <w:br/>
+      </w:r>
+      <w:r>
+        <w:t>For password need to generate the token at the below path:</w:t>
+      </w:r>
+      <w:r>
+        <w:br/>
+        <w:t xml:space="preserve">Profile icon -&gt; setting -&gt; </w:t>
+      </w:r>
+      <w:r>
+        <w:t>Developer settings -&gt; Personal access token -&gt; generate new token</w:t>
+      </w:r>
+    </w:p>
+    <w:p>
+      <w:pPr>
+        <w:pStyle w:val="ListParagraph"/>
+        <w:numPr>
+          <w:ilvl w:val="0"/>
+          <w:numId w:val="1"/>
+        </w:numPr>
+      </w:pPr>
+      <w:r>
+        <w:t>To push on github if we have multiple branch then we have to use that particular branch name in the command while pushing to github</w:t>
+      </w:r>
+      <w:r>
+        <w:br/>
+        <w:t>git push origin &lt;branch name&gt;</w:t>
+      </w:r>
+    </w:p>
+    <w:p>
+      <w:pPr>
+        <w:pStyle w:val="ListParagraph"/>
+        <w:numPr>
+          <w:ilvl w:val="0"/>
+          <w:numId w:val="1"/>
+        </w:numPr>
+      </w:pPr>
+      <w:r>
+        <w:t>Git Pull: Thi</w:t>
+      </w:r>
+      <w:r>
+        <w:t>s command is used to download the latest code from the GitHub to local repository.</w:t>
+      </w:r>
+    </w:p>
+    <w:p>
+      <w:pPr>
+        <w:pStyle w:val="ListParagraph"/>
+        <w:numPr>
+          <w:ilvl w:val="0"/>
+          <w:numId w:val="1"/>
+        </w:numPr>
+      </w:pPr>
+      <w:r>
+        <w:t>Note: We can make our public repo to private from the setting tab.</w:t>
+      </w:r>
+    </w:p>
+    <w:p>
+      <w:pPr>
+        <w:pStyle w:val="ListParagraph"/>
+        <w:numPr>
+          <w:ilvl w:val="0"/>
+          <w:numId w:val="1"/>
+        </w:numPr>
+      </w:pPr>
+      <w:r>
+        <w:t xml:space="preserve">To get the remote repo URL run this command: </w:t>
+      </w:r>
+      <w:r>
+        <w:t>git remote get-url origin</w:t>
+      </w:r>
+    </w:p>
+    <w:p>
+      <w:pPr>
+        <w:rPr>
+          <w:lang w:val="en-US"/>
+        </w:rPr>
+      </w:pPr>
     </w:p>
     <w:sectPr>
       <w:pgSz w:w="11906" w:h="16838"/>
@@ -3158,7 +3794,6 @@
   <w:style w:type="character" w:default="1" w:styleId="DefaultParagraphFont">
     <w:name w:val="Default Paragraph Font"/>
     <w:uiPriority w:val="1"/>
-    <w:semiHidden/>
     <w:unhideWhenUsed/>
   </w:style>
   <w:style w:type="table" w:default="1" w:styleId="TableNormal">
@@ -3491,6 +4126,49 @@
       </w:tblBorders>
     </w:tblPr>
   </w:style>
+  <w:style w:type="paragraph" w:styleId="NormalWeb">
+    <w:name w:val="Normal (Web)"/>
+    <w:basedOn w:val="Normal"/>
+    <w:uiPriority w:val="99"/>
+    <w:semiHidden/>
+    <w:unhideWhenUsed/>
+    <w:rsid w:val="006073ED"/>
+    <w:rPr>
+      <w:rFonts w:ascii="Times New Roman" w:hAnsi="Times New Roman" w:cs="Times New Roman"/>
+      <w:sz w:val="24"/>
+      <w:szCs w:val="24"/>
+    </w:rPr>
+  </w:style>
+  <w:style w:type="paragraph" w:styleId="HTMLPreformatted">
+    <w:name w:val="HTML Preformatted"/>
+    <w:basedOn w:val="Normal"/>
+    <w:link w:val="HTMLPreformattedChar"/>
+    <w:uiPriority w:val="99"/>
+    <w:semiHidden/>
+    <w:unhideWhenUsed/>
+    <w:rsid w:val="0016346A"/>
+    <w:pPr>
+      <w:spacing w:after="0" w:line="240" w:lineRule="auto"/>
+    </w:pPr>
+    <w:rPr>
+      <w:rFonts w:ascii="Consolas" w:hAnsi="Consolas"/>
+      <w:sz w:val="20"/>
+      <w:szCs w:val="20"/>
+    </w:rPr>
+  </w:style>
+  <w:style w:type="character" w:customStyle="1" w:styleId="HTMLPreformattedChar">
+    <w:name w:val="HTML Preformatted Char"/>
+    <w:basedOn w:val="DefaultParagraphFont"/>
+    <w:link w:val="HTMLPreformatted"/>
+    <w:uiPriority w:val="99"/>
+    <w:semiHidden/>
+    <w:rsid w:val="0016346A"/>
+    <w:rPr>
+      <w:rFonts w:ascii="Consolas" w:hAnsi="Consolas"/>
+      <w:sz w:val="20"/>
+      <w:szCs w:val="20"/>
+    </w:rPr>
+  </w:style>
 </w:styles>
 </file>
 

--- a/Github Action Learning Document.docx
+++ b/Github Action Learning Document.docx
@@ -1794,6 +1794,9 @@
         <w:jc w:val="center"/>
       </w:pPr>
       <w:r>
+        <w:rPr>
+          <w:noProof/>
+        </w:rPr>
         <w:drawing>
           <wp:inline distT="0" distB="0" distL="0" distR="0" wp14:anchorId="6CE6615D" wp14:editId="3B9B067B">
             <wp:extent cx="5731510" cy="2310765"/>
@@ -1873,6 +1876,9 @@
         <w:br/>
       </w:r>
       <w:r>
+        <w:rPr>
+          <w:noProof/>
+        </w:rPr>
         <w:drawing>
           <wp:inline distT="0" distB="0" distL="0" distR="0" wp14:anchorId="00FA2296" wp14:editId="227C2683">
             <wp:extent cx="5731510" cy="2532380"/>
@@ -1984,7 +1990,13 @@
         </w:numPr>
       </w:pPr>
       <w:r>
-        <w:t>To push on github if we have multiple branch then we have to use that particular branch name in the command while pushing to github</w:t>
+        <w:t xml:space="preserve">To push on github if we have multiple </w:t>
+      </w:r>
+      <w:r>
+        <w:t>branches</w:t>
+      </w:r>
+      <w:r>
+        <w:t xml:space="preserve"> then we have to use that particular branch name in the command while pushing to github</w:t>
       </w:r>
       <w:r>
         <w:br/>
@@ -2039,6 +2051,413 @@
           <w:lang w:val="en-US"/>
         </w:rPr>
       </w:pPr>
+      <w:r>
+        <w:rPr>
+          <w:lang w:val="en-US"/>
+        </w:rPr>
+        <w:t xml:space="preserve">Note: </w:t>
+      </w:r>
+      <w:r>
+        <w:rPr>
+          <w:lang w:val="en-US"/>
+        </w:rPr>
+        <w:t>Create a folder using powershell:</w:t>
+      </w:r>
+    </w:p>
+    <w:p>
+      <w:pPr>
+        <w:rPr>
+          <w:lang w:val="en-US"/>
+        </w:rPr>
+      </w:pPr>
+      <w:r>
+        <w:rPr>
+          <w:lang w:val="en-US"/>
+        </w:rPr>
+        <w:t>New-Item -Path "C:\Users\YourName\Desktop\MyFolder" -ItemType Directory</w:t>
+      </w:r>
+    </w:p>
+    <w:p>
+      <w:pPr>
+        <w:rPr>
+          <w:lang w:val="en-US"/>
+        </w:rPr>
+      </w:pPr>
+      <w:r>
+        <w:rPr>
+          <w:lang w:val="en-US"/>
+        </w:rPr>
+        <w:t>In the current location:</w:t>
+      </w:r>
+    </w:p>
+    <w:p>
+      <w:pPr>
+        <w:rPr>
+          <w:lang w:val="en-US"/>
+        </w:rPr>
+      </w:pPr>
+      <w:r>
+        <w:rPr>
+          <w:lang w:val="en-US"/>
+        </w:rPr>
+        <w:t>cd C:\Users\YourName\Desktop</w:t>
+      </w:r>
+      <w:r>
+        <w:rPr>
+          <w:lang w:val="en-US"/>
+        </w:rPr>
+        <w:tab/>
+      </w:r>
+    </w:p>
+    <w:p>
+      <w:pPr>
+        <w:rPr>
+          <w:lang w:val="en-US"/>
+        </w:rPr>
+      </w:pPr>
+      <w:r>
+        <w:rPr>
+          <w:lang w:val="en-US"/>
+        </w:rPr>
+        <w:t>mkdir MyFolder</w:t>
+      </w:r>
+    </w:p>
+    <w:p>
+      <w:pPr>
+        <w:rPr>
+          <w:lang w:val="en-US"/>
+        </w:rPr>
+      </w:pPr>
+      <w:r>
+        <w:rPr>
+          <w:lang w:val="en-US"/>
+        </w:rPr>
+        <w:br w:type="page"/>
+      </w:r>
+    </w:p>
+    <w:p>
+      <w:pPr>
+        <w:pStyle w:val="ListParagraph"/>
+        <w:numPr>
+          <w:ilvl w:val="0"/>
+          <w:numId w:val="11"/>
+        </w:numPr>
+        <w:rPr>
+          <w:lang w:val="en-US"/>
+        </w:rPr>
+      </w:pPr>
+      <w:r>
+        <w:rPr>
+          <w:lang w:val="en-US"/>
+        </w:rPr>
+        <w:lastRenderedPageBreak/>
+        <w:t>GitHub Action:</w:t>
+      </w:r>
+    </w:p>
+    <w:p>
+      <w:r>
+        <w:t>GitHub Actions is a CI/CD automation platform built into GitHub. It allows you to automatically build, test, and deploy your code whenever an event occurs in your repository, such as a code push or pull request.</w:t>
+      </w:r>
+    </w:p>
+    <w:p>
+      <w:pPr>
+        <w:pStyle w:val="ListParagraph"/>
+        <w:numPr>
+          <w:ilvl w:val="0"/>
+          <w:numId w:val="11"/>
+        </w:numPr>
+      </w:pPr>
+      <w:r>
+        <w:t>What GitHub do?</w:t>
+      </w:r>
+    </w:p>
+    <w:p>
+      <w:r>
+        <w:t>Imagine you're working on a cloud infrastructure project. Every time you push Terraform code to GitHub, you want to validate it automatically instead of running checks manually.</w:t>
+      </w:r>
+    </w:p>
+    <w:p>
+      <w:pPr>
+        <w:rPr>
+          <w:lang w:val="en-US"/>
+        </w:rPr>
+      </w:pPr>
+      <w:r>
+        <w:rPr>
+          <w:lang w:val="en-US"/>
+        </w:rPr>
+        <w:drawing>
+          <wp:inline distT="0" distB="0" distL="0" distR="0" wp14:anchorId="4FB24C7C" wp14:editId="634D21D0">
+            <wp:extent cx="5731510" cy="3917315"/>
+            <wp:effectExtent l="0" t="0" r="2540" b="6985"/>
+            <wp:docPr id="1197383611" name="Picture 1"/>
+            <wp:cNvGraphicFramePr>
+              <a:graphicFrameLocks xmlns:a="http://schemas.openxmlformats.org/drawingml/2006/main" noChangeAspect="1"/>
+            </wp:cNvGraphicFramePr>
+            <a:graphic xmlns:a="http://schemas.openxmlformats.org/drawingml/2006/main">
+              <a:graphicData uri="http://schemas.openxmlformats.org/drawingml/2006/picture">
+                <pic:pic xmlns:pic="http://schemas.openxmlformats.org/drawingml/2006/picture">
+                  <pic:nvPicPr>
+                    <pic:cNvPr id="1197383611" name=""/>
+                    <pic:cNvPicPr/>
+                  </pic:nvPicPr>
+                  <pic:blipFill>
+                    <a:blip r:embed="rId11"/>
+                    <a:stretch>
+                      <a:fillRect/>
+                    </a:stretch>
+                  </pic:blipFill>
+                  <pic:spPr>
+                    <a:xfrm>
+                      <a:off x="0" y="0"/>
+                      <a:ext cx="5731510" cy="3917315"/>
+                    </a:xfrm>
+                    <a:prstGeom prst="rect">
+                      <a:avLst/>
+                    </a:prstGeom>
+                  </pic:spPr>
+                </pic:pic>
+              </a:graphicData>
+            </a:graphic>
+          </wp:inline>
+        </w:drawing>
+      </w:r>
+    </w:p>
+    <w:p>
+      <w:pPr>
+        <w:pStyle w:val="ListParagraph"/>
+        <w:numPr>
+          <w:ilvl w:val="0"/>
+          <w:numId w:val="11"/>
+        </w:numPr>
+        <w:rPr>
+          <w:lang w:val="en-US"/>
+        </w:rPr>
+      </w:pPr>
+      <w:r>
+        <w:rPr>
+          <w:lang w:val="en-US"/>
+        </w:rPr>
+        <w:t>Six core fundamentals:</w:t>
+      </w:r>
+    </w:p>
+    <w:p>
+      <w:pPr>
+        <w:pStyle w:val="ListParagraph"/>
+        <w:numPr>
+          <w:ilvl w:val="1"/>
+          <w:numId w:val="11"/>
+        </w:numPr>
+        <w:rPr>
+          <w:lang w:val="en-US"/>
+        </w:rPr>
+      </w:pPr>
+      <w:r>
+        <w:rPr>
+          <w:lang w:val="en-US"/>
+        </w:rPr>
+        <w:t>Workflow:</w:t>
+      </w:r>
+      <w:r>
+        <w:rPr>
+          <w:lang w:val="en-US"/>
+        </w:rPr>
+        <w:t xml:space="preserve"> </w:t>
+      </w:r>
+      <w:r>
+        <w:t xml:space="preserve">The complete automation process, defined in a YAML file </w:t>
+      </w:r>
+      <w:r>
+        <w:t>under. github</w:t>
+      </w:r>
+      <w:r>
+        <w:t>/workflows/.</w:t>
+      </w:r>
+    </w:p>
+    <w:p>
+      <w:pPr>
+        <w:pStyle w:val="ListParagraph"/>
+        <w:numPr>
+          <w:ilvl w:val="1"/>
+          <w:numId w:val="11"/>
+        </w:numPr>
+        <w:rPr>
+          <w:lang w:val="en-US"/>
+        </w:rPr>
+      </w:pPr>
+      <w:r>
+        <w:t xml:space="preserve">Event: </w:t>
+      </w:r>
+      <w:r>
+        <w:t>Defines what triggers the workflow.</w:t>
+      </w:r>
+    </w:p>
+    <w:p>
+      <w:pPr>
+        <w:pStyle w:val="ListParagraph"/>
+        <w:numPr>
+          <w:ilvl w:val="1"/>
+          <w:numId w:val="11"/>
+        </w:numPr>
+        <w:rPr>
+          <w:lang w:val="en-US"/>
+        </w:rPr>
+      </w:pPr>
+      <w:r>
+        <w:t xml:space="preserve">Job: </w:t>
+      </w:r>
+      <w:r>
+        <w:t>A group of steps that run on a runner. Jobs can run in parallel or depend on other jobs.</w:t>
+      </w:r>
+    </w:p>
+    <w:p>
+      <w:pPr>
+        <w:pStyle w:val="ListParagraph"/>
+        <w:numPr>
+          <w:ilvl w:val="1"/>
+          <w:numId w:val="11"/>
+        </w:numPr>
+        <w:rPr>
+          <w:lang w:val="en-US"/>
+        </w:rPr>
+      </w:pPr>
+      <w:r>
+        <w:t xml:space="preserve">Step: </w:t>
+      </w:r>
+      <w:r>
+        <w:t>An individual action or shell command inside a job.</w:t>
+      </w:r>
+    </w:p>
+    <w:p>
+      <w:pPr>
+        <w:pStyle w:val="ListParagraph"/>
+        <w:numPr>
+          <w:ilvl w:val="1"/>
+          <w:numId w:val="11"/>
+        </w:numPr>
+        <w:rPr>
+          <w:lang w:val="en-US"/>
+        </w:rPr>
+      </w:pPr>
+      <w:r>
+        <w:t xml:space="preserve">Runner: </w:t>
+      </w:r>
+      <w:r>
+        <w:t>The machine that executes the workflow's jobs.</w:t>
+      </w:r>
+    </w:p>
+    <w:p>
+      <w:pPr>
+        <w:pStyle w:val="ListParagraph"/>
+        <w:numPr>
+          <w:ilvl w:val="1"/>
+          <w:numId w:val="11"/>
+        </w:numPr>
+        <w:rPr>
+          <w:lang w:val="en-US"/>
+        </w:rPr>
+      </w:pPr>
+      <w:r>
+        <w:t xml:space="preserve">Action: </w:t>
+      </w:r>
+      <w:r>
+        <w:t>A reusable component that performs a task within a workflow.</w:t>
+      </w:r>
+    </w:p>
+    <w:p>
+      <w:pPr>
+        <w:rPr>
+          <w:lang w:val="en-US"/>
+        </w:rPr>
+      </w:pPr>
+      <w:r>
+        <w:rPr>
+          <w:lang w:val="en-US"/>
+        </w:rPr>
+        <w:lastRenderedPageBreak/>
+        <w:drawing>
+          <wp:inline distT="0" distB="0" distL="0" distR="0" wp14:anchorId="787C3E16" wp14:editId="03F7272E">
+            <wp:extent cx="5731510" cy="3084830"/>
+            <wp:effectExtent l="0" t="0" r="2540" b="1270"/>
+            <wp:docPr id="1036565157" name="Picture 1"/>
+            <wp:cNvGraphicFramePr>
+              <a:graphicFrameLocks xmlns:a="http://schemas.openxmlformats.org/drawingml/2006/main" noChangeAspect="1"/>
+            </wp:cNvGraphicFramePr>
+            <a:graphic xmlns:a="http://schemas.openxmlformats.org/drawingml/2006/main">
+              <a:graphicData uri="http://schemas.openxmlformats.org/drawingml/2006/picture">
+                <pic:pic xmlns:pic="http://schemas.openxmlformats.org/drawingml/2006/picture">
+                  <pic:nvPicPr>
+                    <pic:cNvPr id="1036565157" name=""/>
+                    <pic:cNvPicPr/>
+                  </pic:nvPicPr>
+                  <pic:blipFill>
+                    <a:blip r:embed="rId12"/>
+                    <a:stretch>
+                      <a:fillRect/>
+                    </a:stretch>
+                  </pic:blipFill>
+                  <pic:spPr>
+                    <a:xfrm>
+                      <a:off x="0" y="0"/>
+                      <a:ext cx="5731510" cy="3084830"/>
+                    </a:xfrm>
+                    <a:prstGeom prst="rect">
+                      <a:avLst/>
+                    </a:prstGeom>
+                  </pic:spPr>
+                </pic:pic>
+              </a:graphicData>
+            </a:graphic>
+          </wp:inline>
+        </w:drawing>
+      </w:r>
+    </w:p>
+    <w:p>
+      <w:pPr>
+        <w:rPr>
+          <w:lang w:val="en-US"/>
+        </w:rPr>
+      </w:pPr>
+      <w:r>
+        <w:rPr>
+          <w:lang w:val="en-US"/>
+        </w:rPr>
+        <w:drawing>
+          <wp:inline distT="0" distB="0" distL="0" distR="0" wp14:anchorId="1822ADB4" wp14:editId="0F918EB3">
+            <wp:extent cx="5731510" cy="2865755"/>
+            <wp:effectExtent l="0" t="0" r="2540" b="0"/>
+            <wp:docPr id="39475662" name="Picture 1"/>
+            <wp:cNvGraphicFramePr>
+              <a:graphicFrameLocks xmlns:a="http://schemas.openxmlformats.org/drawingml/2006/main" noChangeAspect="1"/>
+            </wp:cNvGraphicFramePr>
+            <a:graphic xmlns:a="http://schemas.openxmlformats.org/drawingml/2006/main">
+              <a:graphicData uri="http://schemas.openxmlformats.org/drawingml/2006/picture">
+                <pic:pic xmlns:pic="http://schemas.openxmlformats.org/drawingml/2006/picture">
+                  <pic:nvPicPr>
+                    <pic:cNvPr id="39475662" name=""/>
+                    <pic:cNvPicPr/>
+                  </pic:nvPicPr>
+                  <pic:blipFill>
+                    <a:blip r:embed="rId13"/>
+                    <a:stretch>
+                      <a:fillRect/>
+                    </a:stretch>
+                  </pic:blipFill>
+                  <pic:spPr>
+                    <a:xfrm>
+                      <a:off x="0" y="0"/>
+                      <a:ext cx="5731510" cy="2865755"/>
+                    </a:xfrm>
+                    <a:prstGeom prst="rect">
+                      <a:avLst/>
+                    </a:prstGeom>
+                  </pic:spPr>
+                </pic:pic>
+              </a:graphicData>
+            </a:graphic>
+          </wp:inline>
+        </w:drawing>
+      </w:r>
     </w:p>
     <w:sectPr>
       <w:pgSz w:w="11906" w:h="16838"/>
@@ -2392,6 +2811,95 @@
     </w:lvl>
   </w:abstractNum>
   <w:abstractNum w:abstractNumId="3" w15:restartNumberingAfterBreak="0">
+    <w:nsid w:val="1E78193E"/>
+    <w:multiLevelType w:val="hybridMultilevel"/>
+    <w:tmpl w:val="CB4E2936"/>
+    <w:lvl w:ilvl="0" w:tplc="4009000F">
+      <w:start w:val="1"/>
+      <w:numFmt w:val="decimal"/>
+      <w:lvlText w:val="%1."/>
+      <w:lvlJc w:val="left"/>
+      <w:pPr>
+        <w:ind w:left="720" w:hanging="360"/>
+      </w:pPr>
+      <w:rPr>
+        <w:rFonts w:hint="default"/>
+      </w:rPr>
+    </w:lvl>
+    <w:lvl w:ilvl="1" w:tplc="40090019">
+      <w:start w:val="1"/>
+      <w:numFmt w:val="lowerLetter"/>
+      <w:lvlText w:val="%2."/>
+      <w:lvlJc w:val="left"/>
+      <w:pPr>
+        <w:ind w:left="1440" w:hanging="360"/>
+      </w:pPr>
+    </w:lvl>
+    <w:lvl w:ilvl="2" w:tplc="4009001B" w:tentative="1">
+      <w:start w:val="1"/>
+      <w:numFmt w:val="lowerRoman"/>
+      <w:lvlText w:val="%3."/>
+      <w:lvlJc w:val="right"/>
+      <w:pPr>
+        <w:ind w:left="2160" w:hanging="180"/>
+      </w:pPr>
+    </w:lvl>
+    <w:lvl w:ilvl="3" w:tplc="4009000F" w:tentative="1">
+      <w:start w:val="1"/>
+      <w:numFmt w:val="decimal"/>
+      <w:lvlText w:val="%4."/>
+      <w:lvlJc w:val="left"/>
+      <w:pPr>
+        <w:ind w:left="2880" w:hanging="360"/>
+      </w:pPr>
+    </w:lvl>
+    <w:lvl w:ilvl="4" w:tplc="40090019" w:tentative="1">
+      <w:start w:val="1"/>
+      <w:numFmt w:val="lowerLetter"/>
+      <w:lvlText w:val="%5."/>
+      <w:lvlJc w:val="left"/>
+      <w:pPr>
+        <w:ind w:left="3600" w:hanging="360"/>
+      </w:pPr>
+    </w:lvl>
+    <w:lvl w:ilvl="5" w:tplc="4009001B" w:tentative="1">
+      <w:start w:val="1"/>
+      <w:numFmt w:val="lowerRoman"/>
+      <w:lvlText w:val="%6."/>
+      <w:lvlJc w:val="right"/>
+      <w:pPr>
+        <w:ind w:left="4320" w:hanging="180"/>
+      </w:pPr>
+    </w:lvl>
+    <w:lvl w:ilvl="6" w:tplc="4009000F" w:tentative="1">
+      <w:start w:val="1"/>
+      <w:numFmt w:val="decimal"/>
+      <w:lvlText w:val="%7."/>
+      <w:lvlJc w:val="left"/>
+      <w:pPr>
+        <w:ind w:left="5040" w:hanging="360"/>
+      </w:pPr>
+    </w:lvl>
+    <w:lvl w:ilvl="7" w:tplc="40090019" w:tentative="1">
+      <w:start w:val="1"/>
+      <w:numFmt w:val="lowerLetter"/>
+      <w:lvlText w:val="%8."/>
+      <w:lvlJc w:val="left"/>
+      <w:pPr>
+        <w:ind w:left="5760" w:hanging="360"/>
+      </w:pPr>
+    </w:lvl>
+    <w:lvl w:ilvl="8" w:tplc="4009001B" w:tentative="1">
+      <w:start w:val="1"/>
+      <w:numFmt w:val="lowerRoman"/>
+      <w:lvlText w:val="%9."/>
+      <w:lvlJc w:val="right"/>
+      <w:pPr>
+        <w:ind w:left="6480" w:hanging="180"/>
+      </w:pPr>
+    </w:lvl>
+  </w:abstractNum>
+  <w:abstractNum w:abstractNumId="4" w15:restartNumberingAfterBreak="0">
     <w:nsid w:val="2950124B"/>
     <w:multiLevelType w:val="hybridMultilevel"/>
     <w:tmpl w:val="113457A2"/>
@@ -2504,7 +3012,7 @@
       </w:rPr>
     </w:lvl>
   </w:abstractNum>
-  <w:abstractNum w:abstractNumId="4" w15:restartNumberingAfterBreak="0">
+  <w:abstractNum w:abstractNumId="5" w15:restartNumberingAfterBreak="0">
     <w:nsid w:val="44412252"/>
     <w:multiLevelType w:val="hybridMultilevel"/>
     <w:tmpl w:val="9A10F21E"/>
@@ -2617,7 +3125,7 @@
       </w:rPr>
     </w:lvl>
   </w:abstractNum>
-  <w:abstractNum w:abstractNumId="5" w15:restartNumberingAfterBreak="0">
+  <w:abstractNum w:abstractNumId="6" w15:restartNumberingAfterBreak="0">
     <w:nsid w:val="593D3671"/>
     <w:multiLevelType w:val="hybridMultilevel"/>
     <w:tmpl w:val="88386888"/>
@@ -2730,7 +3238,7 @@
       </w:rPr>
     </w:lvl>
   </w:abstractNum>
-  <w:abstractNum w:abstractNumId="6" w15:restartNumberingAfterBreak="0">
+  <w:abstractNum w:abstractNumId="7" w15:restartNumberingAfterBreak="0">
     <w:nsid w:val="62F65027"/>
     <w:multiLevelType w:val="hybridMultilevel"/>
     <w:tmpl w:val="744CFCEE"/>
@@ -2843,7 +3351,7 @@
       </w:rPr>
     </w:lvl>
   </w:abstractNum>
-  <w:abstractNum w:abstractNumId="7" w15:restartNumberingAfterBreak="0">
+  <w:abstractNum w:abstractNumId="8" w15:restartNumberingAfterBreak="0">
     <w:nsid w:val="641C6484"/>
     <w:multiLevelType w:val="hybridMultilevel"/>
     <w:tmpl w:val="CB24A0DE"/>
@@ -2956,7 +3464,7 @@
       </w:rPr>
     </w:lvl>
   </w:abstractNum>
-  <w:abstractNum w:abstractNumId="8" w15:restartNumberingAfterBreak="0">
+  <w:abstractNum w:abstractNumId="9" w15:restartNumberingAfterBreak="0">
     <w:nsid w:val="6943756B"/>
     <w:multiLevelType w:val="hybridMultilevel"/>
     <w:tmpl w:val="41769EA8"/>
@@ -3045,7 +3553,7 @@
       </w:pPr>
     </w:lvl>
   </w:abstractNum>
-  <w:abstractNum w:abstractNumId="9" w15:restartNumberingAfterBreak="0">
+  <w:abstractNum w:abstractNumId="10" w15:restartNumberingAfterBreak="0">
     <w:nsid w:val="6D966C7D"/>
     <w:multiLevelType w:val="hybridMultilevel"/>
     <w:tmpl w:val="6D7C8C2C"/>
@@ -3159,25 +3667,25 @@
     </w:lvl>
   </w:abstractNum>
   <w:num w:numId="1" w16cid:durableId="1159228607">
+    <w:abstractNumId w:val="9"/>
+  </w:num>
+  <w:num w:numId="2" w16cid:durableId="1430079300">
+    <w:abstractNumId w:val="5"/>
+  </w:num>
+  <w:num w:numId="3" w16cid:durableId="10038056">
+    <w:abstractNumId w:val="7"/>
+  </w:num>
+  <w:num w:numId="4" w16cid:durableId="1910573992">
     <w:abstractNumId w:val="8"/>
   </w:num>
-  <w:num w:numId="2" w16cid:durableId="1430079300">
-    <w:abstractNumId w:val="4"/>
-  </w:num>
-  <w:num w:numId="3" w16cid:durableId="10038056">
-    <w:abstractNumId w:val="6"/>
-  </w:num>
-  <w:num w:numId="4" w16cid:durableId="1910573992">
-    <w:abstractNumId w:val="7"/>
-  </w:num>
   <w:num w:numId="5" w16cid:durableId="914168025">
-    <w:abstractNumId w:val="9"/>
+    <w:abstractNumId w:val="10"/>
   </w:num>
   <w:num w:numId="6" w16cid:durableId="1190220412">
     <w:abstractNumId w:val="2"/>
   </w:num>
   <w:num w:numId="7" w16cid:durableId="1231235069">
-    <w:abstractNumId w:val="5"/>
+    <w:abstractNumId w:val="6"/>
   </w:num>
   <w:num w:numId="8" w16cid:durableId="1114791905">
     <w:abstractNumId w:val="0"/>
@@ -3186,6 +3694,9 @@
     <w:abstractNumId w:val="1"/>
   </w:num>
   <w:num w:numId="10" w16cid:durableId="1194151384">
+    <w:abstractNumId w:val="4"/>
+  </w:num>
+  <w:num w:numId="11" w16cid:durableId="138348072">
     <w:abstractNumId w:val="3"/>
   </w:num>
 </w:numbering>

--- a/Github Action Learning Document.docx
+++ b/Github Action Learning Document.docx
@@ -165,6 +165,7 @@
       </w:pPr>
       <w:r>
         <w:rPr>
+          <w:noProof/>
           <w:lang w:val="en-US"/>
         </w:rPr>
         <w:drawing>
@@ -693,6 +694,7 @@
       </w:pPr>
       <w:r>
         <w:rPr>
+          <w:noProof/>
           <w:lang w:val="en-US"/>
         </w:rPr>
         <w:drawing>
@@ -982,6 +984,7 @@
       </w:pPr>
       <w:r>
         <w:rPr>
+          <w:noProof/>
           <w:lang w:val="en-US"/>
         </w:rPr>
         <w:drawing>
@@ -1269,6 +1272,7 @@
       </w:pPr>
       <w:r>
         <w:rPr>
+          <w:noProof/>
           <w:lang w:val="en-US"/>
         </w:rPr>
         <w:lastRenderedPageBreak/>
@@ -1309,6 +1313,1152 @@
         </w:drawing>
       </w:r>
     </w:p>
+    <w:p>
+      <w:pPr>
+        <w:pStyle w:val="ListParagraph"/>
+        <w:numPr>
+          <w:ilvl w:val="0"/>
+          <w:numId w:val="1"/>
+        </w:numPr>
+        <w:rPr>
+          <w:lang w:val="en-US"/>
+        </w:rPr>
+      </w:pPr>
+      <w:r>
+        <w:rPr>
+          <w:lang w:val="en-US"/>
+        </w:rPr>
+        <w:t xml:space="preserve">What is IDE: </w:t>
+      </w:r>
+      <w:r>
+        <w:rPr>
+          <w:lang w:val="en-US"/>
+        </w:rPr>
+        <w:t xml:space="preserve">Its stands for Integrated Development Environment. An IDE is a software </w:t>
+      </w:r>
+      <w:r>
+        <w:rPr>
+          <w:lang w:val="en-US"/>
+        </w:rPr>
+        <w:t xml:space="preserve">application that combines the basic tools developers need to write, test, and </w:t>
+      </w:r>
+      <w:r>
+        <w:rPr>
+          <w:lang w:val="en-US"/>
+        </w:rPr>
+        <w:t>debug code into a single program.</w:t>
+      </w:r>
+      <w:r>
+        <w:rPr>
+          <w:lang w:val="en-US"/>
+        </w:rPr>
+        <w:br/>
+        <w:t>Ex: VS Code, Pycharm, Eclipse</w:t>
+      </w:r>
+    </w:p>
+    <w:p>
+      <w:pPr>
+        <w:pStyle w:val="ListParagraph"/>
+        <w:numPr>
+          <w:ilvl w:val="0"/>
+          <w:numId w:val="1"/>
+        </w:numPr>
+        <w:rPr>
+          <w:lang w:val="en-US"/>
+        </w:rPr>
+      </w:pPr>
+      <w:r>
+        <w:rPr>
+          <w:lang w:val="en-US"/>
+        </w:rPr>
+        <w:t>Git Repository – It is just a folder used by Git to track all changes of a given projects</w:t>
+      </w:r>
+      <w:r>
+        <w:rPr>
+          <w:lang w:val="en-US"/>
+        </w:rPr>
+        <w:t>.</w:t>
+      </w:r>
+      <w:r>
+        <w:rPr>
+          <w:lang w:val="en-US"/>
+        </w:rPr>
+        <w:t xml:space="preserve"> To create a git repository simply run git init command inside the folder.</w:t>
+      </w:r>
+    </w:p>
+    <w:p>
+      <w:pPr>
+        <w:pStyle w:val="ListParagraph"/>
+        <w:numPr>
+          <w:ilvl w:val="0"/>
+          <w:numId w:val="1"/>
+        </w:numPr>
+        <w:rPr>
+          <w:lang w:val="en-US"/>
+        </w:rPr>
+      </w:pPr>
+      <w:r>
+        <w:rPr>
+          <w:lang w:val="en-US"/>
+        </w:rPr>
+        <w:t>.Git - .Git folder is created by default after initializing the folder into git repo to store all the relevant metadata of Git.</w:t>
+      </w:r>
+    </w:p>
+    <w:p>
+      <w:pPr>
+        <w:pStyle w:val="ListParagraph"/>
+        <w:numPr>
+          <w:ilvl w:val="0"/>
+          <w:numId w:val="1"/>
+        </w:numPr>
+        <w:rPr>
+          <w:lang w:val="en-US"/>
+        </w:rPr>
+      </w:pPr>
+      <w:r>
+        <w:rPr>
+          <w:lang w:val="en-US"/>
+        </w:rPr>
+        <w:t xml:space="preserve">Git Working Directory: </w:t>
+      </w:r>
+      <w:r>
+        <w:rPr>
+          <w:lang w:val="en-US"/>
+        </w:rPr>
+        <w:t>This is where you work with files on your computer. For example, you create a file called main.py or modify your GitHub Actions workflow file, deploy.yml.</w:t>
+      </w:r>
+      <w:r>
+        <w:rPr>
+          <w:lang w:val="en-US"/>
+        </w:rPr>
+        <w:t xml:space="preserve"> </w:t>
+      </w:r>
+      <w:r>
+        <w:rPr>
+          <w:lang w:val="en-US"/>
+        </w:rPr>
+        <w:t>At this point, the changes exist on your computer but haven't been staged or committed.</w:t>
+      </w:r>
+      <w:r>
+        <w:rPr>
+          <w:lang w:val="en-US"/>
+        </w:rPr>
+        <w:br/>
+        <w:t>Command: git status</w:t>
+      </w:r>
+    </w:p>
+    <w:p>
+      <w:pPr>
+        <w:pStyle w:val="ListParagraph"/>
+        <w:numPr>
+          <w:ilvl w:val="0"/>
+          <w:numId w:val="1"/>
+        </w:numPr>
+        <w:rPr>
+          <w:lang w:val="en-US"/>
+        </w:rPr>
+      </w:pPr>
+      <w:r>
+        <w:rPr>
+          <w:lang w:val="en-US"/>
+        </w:rPr>
+        <w:t xml:space="preserve">Staging Area: </w:t>
+      </w:r>
+      <w:r>
+        <w:rPr>
+          <w:lang w:val="en-US"/>
+        </w:rPr>
+        <w:t>Staging means selecting the changes you want to include in your next commit.</w:t>
+      </w:r>
+      <w:r>
+        <w:rPr>
+          <w:lang w:val="en-US"/>
+        </w:rPr>
+        <w:t xml:space="preserve"> </w:t>
+      </w:r>
+      <w:r>
+        <w:rPr>
+          <w:lang w:val="en-US"/>
+        </w:rPr>
+        <w:br/>
+        <w:t>Command: git add &lt;deploy.yml&gt;</w:t>
+      </w:r>
+      <w:r>
+        <w:rPr>
+          <w:lang w:val="en-US"/>
+        </w:rPr>
+        <w:br/>
+      </w:r>
+      <w:r>
+        <w:t>To stage all changes in the current repository:</w:t>
+      </w:r>
+      <w:r>
+        <w:br/>
+        <w:t>Command: git add .</w:t>
+      </w:r>
+    </w:p>
+    <w:p>
+      <w:pPr>
+        <w:pStyle w:val="ListParagraph"/>
+        <w:numPr>
+          <w:ilvl w:val="0"/>
+          <w:numId w:val="1"/>
+        </w:numPr>
+        <w:rPr>
+          <w:lang w:val="en-US"/>
+        </w:rPr>
+      </w:pPr>
+      <w:r>
+        <w:t xml:space="preserve">Commit: </w:t>
+      </w:r>
+      <w:r>
+        <w:t>A commit saves a snapshot of the staged changes in your local Git repository.</w:t>
+      </w:r>
+      <w:r>
+        <w:br/>
+        <w:t xml:space="preserve">Command: </w:t>
+      </w:r>
+      <w:r>
+        <w:t>git commit -m "Add main Python file"</w:t>
+      </w:r>
+    </w:p>
+    <w:p>
+      <w:pPr>
+        <w:pStyle w:val="ListParagraph"/>
+        <w:numPr>
+          <w:ilvl w:val="0"/>
+          <w:numId w:val="1"/>
+        </w:numPr>
+        <w:rPr>
+          <w:lang w:val="en-US"/>
+        </w:rPr>
+      </w:pPr>
+      <w:r>
+        <w:t xml:space="preserve">Git Push: </w:t>
+      </w:r>
+      <w:r>
+        <w:t>Push uploads your local commits to a remote repository, such as GitHub</w:t>
+      </w:r>
+      <w:r>
+        <w:br/>
+        <w:t xml:space="preserve">Command: </w:t>
+      </w:r>
+      <w:r>
+        <w:t>git push origin main</w:t>
+      </w:r>
+      <w:r>
+        <w:br/>
+        <w:t>git checkout &lt;branch name&gt;</w:t>
+      </w:r>
+      <w:r>
+        <w:br/>
+        <w:t>git log</w:t>
+      </w:r>
+      <w:r>
+        <w:br/>
+        <w:t>git checkout &lt;commit id&gt;</w:t>
+      </w:r>
+    </w:p>
+    <w:p>
+      <w:pPr>
+        <w:pStyle w:val="ListParagraph"/>
+        <w:numPr>
+          <w:ilvl w:val="0"/>
+          <w:numId w:val="1"/>
+        </w:numPr>
+        <w:rPr>
+          <w:lang w:val="en-US"/>
+        </w:rPr>
+      </w:pPr>
+      <w:r>
+        <w:t xml:space="preserve">Git Revert: </w:t>
+      </w:r>
+      <w:r>
+        <w:t>git revert is used to undo the changes introduced by a previous commit without deleting the existing Git history</w:t>
+      </w:r>
+      <w:r>
+        <w:t>.</w:t>
+      </w:r>
+      <w:r>
+        <w:t xml:space="preserve"> </w:t>
+      </w:r>
+      <w:r>
+        <w:t>It's especially useful when you've pushed a commit to GitHub and want to undo it safely.</w:t>
+      </w:r>
+      <w:r>
+        <w:br/>
+      </w:r>
+      <w:r>
+        <w:lastRenderedPageBreak/>
+        <w:t xml:space="preserve">Command: </w:t>
+      </w:r>
+      <w:r>
+        <w:t>git revert &lt;commit-id&gt;</w:t>
+      </w:r>
+      <w:r>
+        <w:br/>
+      </w:r>
+      <w:r>
+        <w:t>Important: If reverting a commit causes conflicts, resolve the conflicts, stage the resolved files with git add, and continue with:</w:t>
+      </w:r>
+      <w:r>
+        <w:br/>
+        <w:t xml:space="preserve">Command: </w:t>
+      </w:r>
+      <w:r>
+        <w:t xml:space="preserve">git revert </w:t>
+      </w:r>
+      <w:r>
+        <w:t>–</w:t>
+      </w:r>
+      <w:r>
+        <w:t>continue</w:t>
+      </w:r>
+      <w:r>
+        <w:br/>
+      </w:r>
+      <w:r>
+        <w:t>To cancel an in-progress revert:</w:t>
+      </w:r>
+      <w:r>
+        <w:br/>
+        <w:t xml:space="preserve">Command: </w:t>
+      </w:r>
+      <w:r>
+        <w:t xml:space="preserve">git revert </w:t>
+      </w:r>
+      <w:r>
+        <w:t>–</w:t>
+      </w:r>
+      <w:r>
+        <w:t>abort</w:t>
+      </w:r>
+    </w:p>
+    <w:p>
+      <w:pPr>
+        <w:pStyle w:val="ListParagraph"/>
+        <w:numPr>
+          <w:ilvl w:val="0"/>
+          <w:numId w:val="1"/>
+        </w:numPr>
+      </w:pPr>
+      <w:r>
+        <w:t xml:space="preserve">Git Reset: </w:t>
+      </w:r>
+      <w:r>
+        <w:t>git reset is used to move the current branch back to an earlier commit and, depending on the option you choose, remove changes from the staging area or working directory.</w:t>
+      </w:r>
+      <w:r>
+        <w:t xml:space="preserve"> </w:t>
+      </w:r>
+      <w:r>
+        <w:t>Unlike git revert, git reset can rewrite Git history, so be careful when using it on commits already pushed to a shared GitHub repository</w:t>
+      </w:r>
+    </w:p>
+    <w:p>
+      <w:pPr>
+        <w:pStyle w:val="ListParagraph"/>
+        <w:numPr>
+          <w:ilvl w:val="0"/>
+          <w:numId w:val="1"/>
+        </w:numPr>
+        <w:ind w:left="360"/>
+      </w:pPr>
+      <w:r>
+        <w:t xml:space="preserve">Git Branch: </w:t>
+      </w:r>
+      <w:r>
+        <w:t>In Git, branches allow you to work on different features or fixes independently without directly affecting the main codebase.</w:t>
+      </w:r>
+      <w:r>
+        <w:t xml:space="preserve"> </w:t>
+      </w:r>
+      <w:r>
+        <w:t>Imagine your project has a main branch containing stable code. You want to add a new feature, so you create a separate branch called feature-login.</w:t>
+      </w:r>
+      <w:r>
+        <w:br/>
+        <w:t xml:space="preserve">Commands: </w:t>
+      </w:r>
+      <w:r>
+        <w:t xml:space="preserve"> </w:t>
+      </w:r>
+      <w:r>
+        <w:t># List local branches</w:t>
+      </w:r>
+      <w:r>
+        <w:t xml:space="preserve"> -&gt; </w:t>
+      </w:r>
+      <w:r>
+        <w:t>git branch</w:t>
+      </w:r>
+      <w:r>
+        <w:t xml:space="preserve"> </w:t>
+      </w:r>
+      <w:r>
+        <w:br/>
+        <w:t># List local and remote branches -&gt;</w:t>
+      </w:r>
+      <w:r>
+        <w:t xml:space="preserve"> </w:t>
+      </w:r>
+      <w:r>
+        <w:t>git branch -a</w:t>
+      </w:r>
+      <w:r>
+        <w:br/>
+        <w:t xml:space="preserve"># To create a new branch -&gt; </w:t>
+      </w:r>
+      <w:r>
+        <w:t xml:space="preserve">git branch </w:t>
+      </w:r>
+      <w:r>
+        <w:t>&lt;branch name&gt;</w:t>
+      </w:r>
+      <w:r>
+        <w:br/>
+        <w:t>#</w:t>
+      </w:r>
+      <w:r>
+        <w:t xml:space="preserve"> Switch branch -&gt; </w:t>
+      </w:r>
+      <w:r>
+        <w:t xml:space="preserve">git switch </w:t>
+      </w:r>
+      <w:r>
+        <w:t>&lt;branch name&gt;</w:t>
+      </w:r>
+      <w:r>
+        <w:br/>
+        <w:t xml:space="preserve"># Create and switch in one cmd -&gt; </w:t>
+      </w:r>
+      <w:r>
+        <w:t xml:space="preserve">git switch -c </w:t>
+      </w:r>
+      <w:r>
+        <w:t>&lt;branch name&gt;</w:t>
+      </w:r>
+      <w:r>
+        <w:br/>
+        <w:t xml:space="preserve"># Rename branch -&gt; </w:t>
+      </w:r>
+      <w:r>
+        <w:t xml:space="preserve">git branch -m </w:t>
+      </w:r>
+      <w:r>
+        <w:t>&lt;</w:t>
+      </w:r>
+      <w:r>
+        <w:t>new-branch-name</w:t>
+      </w:r>
+      <w:r>
+        <w:t>&gt;</w:t>
+      </w:r>
+      <w:r>
+        <w:br/>
+        <w:t># Delete a branch</w:t>
+      </w:r>
+      <w:r>
+        <w:t xml:space="preserve"> that has been merged</w:t>
+      </w:r>
+      <w:r>
+        <w:t xml:space="preserve"> -&gt; </w:t>
+      </w:r>
+      <w:r>
+        <w:t xml:space="preserve">git branch -d </w:t>
+      </w:r>
+      <w:r>
+        <w:t xml:space="preserve">&lt;branch name&gt; </w:t>
+      </w:r>
+      <w:r>
+        <w:br/>
+        <w:t xml:space="preserve"># Force delete a local branch -&gt; </w:t>
+      </w:r>
+      <w:r>
+        <w:t>git branch -D feature-login</w:t>
+      </w:r>
+      <w:r>
+        <w:br/>
+        <w:t xml:space="preserve"># Create and checkout -&gt; git checkout -b </w:t>
+      </w:r>
+      <w:r>
+        <w:t>&lt;branch name&gt;</w:t>
+      </w:r>
+      <w:r>
+        <w:br/>
+        <w:t># Merge branch -&gt; git merge &lt;branch name&gt;</w:t>
+      </w:r>
+    </w:p>
+    <w:p>
+      <w:pPr>
+        <w:jc w:val="center"/>
+      </w:pPr>
+      <w:r>
+        <w:rPr>
+          <w:noProof/>
+        </w:rPr>
+        <w:drawing>
+          <wp:inline distT="0" distB="0" distL="0" distR="0" wp14:anchorId="6CE6615D" wp14:editId="3B9B067B">
+            <wp:extent cx="5731510" cy="2310765"/>
+            <wp:effectExtent l="0" t="0" r="2540" b="0"/>
+            <wp:docPr id="959105611" name="Picture 1"/>
+            <wp:cNvGraphicFramePr>
+              <a:graphicFrameLocks xmlns:a="http://schemas.openxmlformats.org/drawingml/2006/main" noChangeAspect="1"/>
+            </wp:cNvGraphicFramePr>
+            <a:graphic xmlns:a="http://schemas.openxmlformats.org/drawingml/2006/main">
+              <a:graphicData uri="http://schemas.openxmlformats.org/drawingml/2006/picture">
+                <pic:pic xmlns:pic="http://schemas.openxmlformats.org/drawingml/2006/picture">
+                  <pic:nvPicPr>
+                    <pic:cNvPr id="959105611" name=""/>
+                    <pic:cNvPicPr/>
+                  </pic:nvPicPr>
+                  <pic:blipFill>
+                    <a:blip r:embed="rId9"/>
+                    <a:stretch>
+                      <a:fillRect/>
+                    </a:stretch>
+                  </pic:blipFill>
+                  <pic:spPr>
+                    <a:xfrm>
+                      <a:off x="0" y="0"/>
+                      <a:ext cx="5731510" cy="2310765"/>
+                    </a:xfrm>
+                    <a:prstGeom prst="rect">
+                      <a:avLst/>
+                    </a:prstGeom>
+                  </pic:spPr>
+                </pic:pic>
+              </a:graphicData>
+            </a:graphic>
+          </wp:inline>
+        </w:drawing>
+      </w:r>
+    </w:p>
+    <w:p>
+      <w:r>
+        <w:br w:type="page"/>
+      </w:r>
+    </w:p>
+    <w:p>
+      <w:pPr>
+        <w:pStyle w:val="ListParagraph"/>
+        <w:numPr>
+          <w:ilvl w:val="0"/>
+          <w:numId w:val="1"/>
+        </w:numPr>
+      </w:pPr>
+      <w:r>
+        <w:rPr>
+          <w:lang w:val="en-US"/>
+        </w:rPr>
+        <w:lastRenderedPageBreak/>
+        <w:t xml:space="preserve">Git Vs Github: </w:t>
+      </w:r>
+      <w:r>
+        <w:t>Git tracks changes in your code on your computer. You can create commits, work with branches, merge changes, and revert mistakes.</w:t>
+      </w:r>
+      <w:r>
+        <w:br/>
+      </w:r>
+      <w:r>
+        <w:t>Examples: git add, git commit, git branch, git merge</w:t>
+      </w:r>
+      <w:r>
+        <w:t>.</w:t>
+      </w:r>
+      <w:r>
+        <w:br/>
+      </w:r>
+      <w:r>
+        <w:t>GitHub stores Git repositories online and lets teams collaborate using pull requests, code reviews, issues, and GitHub Actions for CI/CD.</w:t>
+      </w:r>
+      <w:r>
+        <w:br/>
+      </w:r>
+      <w:r>
+        <w:rPr>
+          <w:noProof/>
+        </w:rPr>
+        <w:drawing>
+          <wp:inline distT="0" distB="0" distL="0" distR="0" wp14:anchorId="00FA2296" wp14:editId="227C2683">
+            <wp:extent cx="5731510" cy="2532380"/>
+            <wp:effectExtent l="0" t="0" r="2540" b="1270"/>
+            <wp:docPr id="1211214288" name="Picture 1"/>
+            <wp:cNvGraphicFramePr>
+              <a:graphicFrameLocks xmlns:a="http://schemas.openxmlformats.org/drawingml/2006/main" noChangeAspect="1"/>
+            </wp:cNvGraphicFramePr>
+            <a:graphic xmlns:a="http://schemas.openxmlformats.org/drawingml/2006/main">
+              <a:graphicData uri="http://schemas.openxmlformats.org/drawingml/2006/picture">
+                <pic:pic xmlns:pic="http://schemas.openxmlformats.org/drawingml/2006/picture">
+                  <pic:nvPicPr>
+                    <pic:cNvPr id="1211214288" name=""/>
+                    <pic:cNvPicPr/>
+                  </pic:nvPicPr>
+                  <pic:blipFill>
+                    <a:blip r:embed="rId10"/>
+                    <a:stretch>
+                      <a:fillRect/>
+                    </a:stretch>
+                  </pic:blipFill>
+                  <pic:spPr>
+                    <a:xfrm>
+                      <a:off x="0" y="0"/>
+                      <a:ext cx="5731510" cy="2532380"/>
+                    </a:xfrm>
+                    <a:prstGeom prst="rect">
+                      <a:avLst/>
+                    </a:prstGeom>
+                  </pic:spPr>
+                </pic:pic>
+              </a:graphicData>
+            </a:graphic>
+          </wp:inline>
+        </w:drawing>
+      </w:r>
+    </w:p>
+    <w:p>
+      <w:pPr>
+        <w:pStyle w:val="ListParagraph"/>
+        <w:numPr>
+          <w:ilvl w:val="0"/>
+          <w:numId w:val="1"/>
+        </w:numPr>
+      </w:pPr>
+      <w:r>
+        <w:t>Add git hub: Git remote add origin &lt;Github repo url&gt;</w:t>
+      </w:r>
+    </w:p>
+    <w:p>
+      <w:pPr>
+        <w:pStyle w:val="ListParagraph"/>
+        <w:numPr>
+          <w:ilvl w:val="0"/>
+          <w:numId w:val="1"/>
+        </w:numPr>
+      </w:pPr>
+      <w:r>
+        <w:t xml:space="preserve">Git push origin main: </w:t>
+      </w:r>
+      <w:r>
+        <w:t>When I run this command for the first time to link my local repo with Github this will create a main branch in this remote rep</w:t>
+      </w:r>
+      <w:r>
+        <w:t>o</w:t>
+      </w:r>
+      <w:r>
+        <w:t>, and push my commits of my local main branch to that remote main branch.</w:t>
+      </w:r>
+    </w:p>
+    <w:p>
+      <w:pPr>
+        <w:pStyle w:val="ListParagraph"/>
+        <w:numPr>
+          <w:ilvl w:val="0"/>
+          <w:numId w:val="1"/>
+        </w:numPr>
+      </w:pPr>
+      <w:r>
+        <w:t xml:space="preserve">Add user for authentication to push the code from local to </w:t>
+      </w:r>
+      <w:r>
+        <w:t>github:</w:t>
+      </w:r>
+      <w:r>
+        <w:br/>
+        <w:t>git remote set-url origin &lt;repo-url&gt;</w:t>
+      </w:r>
+      <w:r>
+        <w:br/>
+      </w:r>
+      <w:r>
+        <w:t>For password need to generate the token at the below path:</w:t>
+      </w:r>
+      <w:r>
+        <w:br/>
+        <w:t xml:space="preserve">Profile icon -&gt; setting -&gt; </w:t>
+      </w:r>
+      <w:r>
+        <w:t>Developer settings -&gt; Personal access token -&gt; generate new token</w:t>
+      </w:r>
+    </w:p>
+    <w:p>
+      <w:pPr>
+        <w:pStyle w:val="ListParagraph"/>
+        <w:numPr>
+          <w:ilvl w:val="0"/>
+          <w:numId w:val="1"/>
+        </w:numPr>
+      </w:pPr>
+      <w:r>
+        <w:t xml:space="preserve">To push on github if we have multiple </w:t>
+      </w:r>
+      <w:r>
+        <w:t>branches</w:t>
+      </w:r>
+      <w:r>
+        <w:t xml:space="preserve"> then we have to use that particular branch name in the command while pushing to github</w:t>
+      </w:r>
+      <w:r>
+        <w:br/>
+        <w:t>git push origin &lt;branch name&gt;</w:t>
+      </w:r>
+    </w:p>
+    <w:p>
+      <w:pPr>
+        <w:pStyle w:val="ListParagraph"/>
+        <w:numPr>
+          <w:ilvl w:val="0"/>
+          <w:numId w:val="1"/>
+        </w:numPr>
+      </w:pPr>
+      <w:r>
+        <w:t>Git Pull: Thi</w:t>
+      </w:r>
+      <w:r>
+        <w:t>s command is used to download the latest code from the GitHub to local repository.</w:t>
+      </w:r>
+    </w:p>
+    <w:p>
+      <w:pPr>
+        <w:pStyle w:val="ListParagraph"/>
+        <w:numPr>
+          <w:ilvl w:val="0"/>
+          <w:numId w:val="1"/>
+        </w:numPr>
+      </w:pPr>
+      <w:r>
+        <w:t>Note: We can make our public repo to private from the setting tab.</w:t>
+      </w:r>
+    </w:p>
+    <w:p>
+      <w:pPr>
+        <w:pStyle w:val="ListParagraph"/>
+        <w:numPr>
+          <w:ilvl w:val="0"/>
+          <w:numId w:val="1"/>
+        </w:numPr>
+      </w:pPr>
+      <w:r>
+        <w:t xml:space="preserve">To get the remote repo URL run this command: </w:t>
+      </w:r>
+      <w:r>
+        <w:t>git remote get-url origin</w:t>
+      </w:r>
+    </w:p>
+    <w:p>
+      <w:pPr>
+        <w:rPr>
+          <w:lang w:val="en-US"/>
+        </w:rPr>
+      </w:pPr>
+      <w:r>
+        <w:rPr>
+          <w:lang w:val="en-US"/>
+        </w:rPr>
+        <w:t xml:space="preserve">Note: </w:t>
+      </w:r>
+      <w:r>
+        <w:rPr>
+          <w:lang w:val="en-US"/>
+        </w:rPr>
+        <w:t>Create a folder using powershell:</w:t>
+      </w:r>
+    </w:p>
+    <w:p>
+      <w:pPr>
+        <w:rPr>
+          <w:lang w:val="en-US"/>
+        </w:rPr>
+      </w:pPr>
+      <w:r>
+        <w:rPr>
+          <w:lang w:val="en-US"/>
+        </w:rPr>
+        <w:t>New-Item -Path "C:\Users\YourName\Desktop\MyFolder" -ItemType Directory</w:t>
+      </w:r>
+    </w:p>
+    <w:p>
+      <w:pPr>
+        <w:rPr>
+          <w:lang w:val="en-US"/>
+        </w:rPr>
+      </w:pPr>
+      <w:r>
+        <w:rPr>
+          <w:lang w:val="en-US"/>
+        </w:rPr>
+        <w:t>In the current location:</w:t>
+      </w:r>
+    </w:p>
+    <w:p>
+      <w:pPr>
+        <w:rPr>
+          <w:lang w:val="en-US"/>
+        </w:rPr>
+      </w:pPr>
+      <w:r>
+        <w:rPr>
+          <w:lang w:val="en-US"/>
+        </w:rPr>
+        <w:t>cd C:\Users\YourName\Desktop</w:t>
+      </w:r>
+      <w:r>
+        <w:rPr>
+          <w:lang w:val="en-US"/>
+        </w:rPr>
+        <w:tab/>
+      </w:r>
+    </w:p>
+    <w:p>
+      <w:pPr>
+        <w:rPr>
+          <w:lang w:val="en-US"/>
+        </w:rPr>
+      </w:pPr>
+      <w:r>
+        <w:rPr>
+          <w:lang w:val="en-US"/>
+        </w:rPr>
+        <w:t>mkdir MyFolder</w:t>
+      </w:r>
+    </w:p>
+    <w:p>
+      <w:pPr>
+        <w:rPr>
+          <w:lang w:val="en-US"/>
+        </w:rPr>
+      </w:pPr>
+      <w:r>
+        <w:rPr>
+          <w:lang w:val="en-US"/>
+        </w:rPr>
+        <w:br w:type="page"/>
+      </w:r>
+    </w:p>
+    <w:p>
+      <w:pPr>
+        <w:pStyle w:val="ListParagraph"/>
+        <w:numPr>
+          <w:ilvl w:val="0"/>
+          <w:numId w:val="11"/>
+        </w:numPr>
+        <w:rPr>
+          <w:lang w:val="en-US"/>
+        </w:rPr>
+      </w:pPr>
+      <w:r>
+        <w:rPr>
+          <w:lang w:val="en-US"/>
+        </w:rPr>
+        <w:lastRenderedPageBreak/>
+        <w:t>GitHub Action:</w:t>
+      </w:r>
+    </w:p>
+    <w:p>
+      <w:r>
+        <w:t>GitHub Actions is a CI/CD automation platform built into GitHub. It allows you to automatically build, test, and deploy your code whenever an event occurs in your repository, such as a code push or pull request.</w:t>
+      </w:r>
+    </w:p>
+    <w:p>
+      <w:pPr>
+        <w:pStyle w:val="ListParagraph"/>
+        <w:numPr>
+          <w:ilvl w:val="0"/>
+          <w:numId w:val="11"/>
+        </w:numPr>
+      </w:pPr>
+      <w:r>
+        <w:t>What GitHub do?</w:t>
+      </w:r>
+    </w:p>
+    <w:p>
+      <w:r>
+        <w:t>Imagine you're working on a cloud infrastructure project. Every time you push Terraform code to GitHub, you want to validate it automatically instead of running checks manually.</w:t>
+      </w:r>
+    </w:p>
+    <w:p>
+      <w:pPr>
+        <w:rPr>
+          <w:lang w:val="en-US"/>
+        </w:rPr>
+      </w:pPr>
+      <w:r>
+        <w:rPr>
+          <w:lang w:val="en-US"/>
+        </w:rPr>
+        <w:drawing>
+          <wp:inline distT="0" distB="0" distL="0" distR="0" wp14:anchorId="4FB24C7C" wp14:editId="634D21D0">
+            <wp:extent cx="5731510" cy="3917315"/>
+            <wp:effectExtent l="0" t="0" r="2540" b="6985"/>
+            <wp:docPr id="1197383611" name="Picture 1"/>
+            <wp:cNvGraphicFramePr>
+              <a:graphicFrameLocks xmlns:a="http://schemas.openxmlformats.org/drawingml/2006/main" noChangeAspect="1"/>
+            </wp:cNvGraphicFramePr>
+            <a:graphic xmlns:a="http://schemas.openxmlformats.org/drawingml/2006/main">
+              <a:graphicData uri="http://schemas.openxmlformats.org/drawingml/2006/picture">
+                <pic:pic xmlns:pic="http://schemas.openxmlformats.org/drawingml/2006/picture">
+                  <pic:nvPicPr>
+                    <pic:cNvPr id="1197383611" name=""/>
+                    <pic:cNvPicPr/>
+                  </pic:nvPicPr>
+                  <pic:blipFill>
+                    <a:blip r:embed="rId11"/>
+                    <a:stretch>
+                      <a:fillRect/>
+                    </a:stretch>
+                  </pic:blipFill>
+                  <pic:spPr>
+                    <a:xfrm>
+                      <a:off x="0" y="0"/>
+                      <a:ext cx="5731510" cy="3917315"/>
+                    </a:xfrm>
+                    <a:prstGeom prst="rect">
+                      <a:avLst/>
+                    </a:prstGeom>
+                  </pic:spPr>
+                </pic:pic>
+              </a:graphicData>
+            </a:graphic>
+          </wp:inline>
+        </w:drawing>
+      </w:r>
+    </w:p>
+    <w:p>
+      <w:pPr>
+        <w:pStyle w:val="ListParagraph"/>
+        <w:numPr>
+          <w:ilvl w:val="0"/>
+          <w:numId w:val="11"/>
+        </w:numPr>
+        <w:rPr>
+          <w:lang w:val="en-US"/>
+        </w:rPr>
+      </w:pPr>
+      <w:r>
+        <w:rPr>
+          <w:lang w:val="en-US"/>
+        </w:rPr>
+        <w:t>Six core fundamentals:</w:t>
+      </w:r>
+    </w:p>
+    <w:p>
+      <w:pPr>
+        <w:pStyle w:val="ListParagraph"/>
+        <w:numPr>
+          <w:ilvl w:val="1"/>
+          <w:numId w:val="11"/>
+        </w:numPr>
+        <w:rPr>
+          <w:lang w:val="en-US"/>
+        </w:rPr>
+      </w:pPr>
+      <w:r>
+        <w:rPr>
+          <w:lang w:val="en-US"/>
+        </w:rPr>
+        <w:t>Workflow:</w:t>
+      </w:r>
+      <w:r>
+        <w:rPr>
+          <w:lang w:val="en-US"/>
+        </w:rPr>
+        <w:t xml:space="preserve"> </w:t>
+      </w:r>
+      <w:r>
+        <w:t xml:space="preserve">The complete automation process, defined in a YAML file </w:t>
+      </w:r>
+      <w:r>
+        <w:t>under. github</w:t>
+      </w:r>
+      <w:r>
+        <w:t>/workflows/.</w:t>
+      </w:r>
+    </w:p>
+    <w:p>
+      <w:pPr>
+        <w:pStyle w:val="ListParagraph"/>
+        <w:numPr>
+          <w:ilvl w:val="1"/>
+          <w:numId w:val="11"/>
+        </w:numPr>
+        <w:rPr>
+          <w:lang w:val="en-US"/>
+        </w:rPr>
+      </w:pPr>
+      <w:r>
+        <w:t xml:space="preserve">Event: </w:t>
+      </w:r>
+      <w:r>
+        <w:t>Defines what triggers the workflow.</w:t>
+      </w:r>
+    </w:p>
+    <w:p>
+      <w:pPr>
+        <w:pStyle w:val="ListParagraph"/>
+        <w:numPr>
+          <w:ilvl w:val="1"/>
+          <w:numId w:val="11"/>
+        </w:numPr>
+        <w:rPr>
+          <w:lang w:val="en-US"/>
+        </w:rPr>
+      </w:pPr>
+      <w:r>
+        <w:t xml:space="preserve">Job: </w:t>
+      </w:r>
+      <w:r>
+        <w:t>A group of steps that run on a runner. Jobs can run in parallel or depend on other jobs.</w:t>
+      </w:r>
+    </w:p>
+    <w:p>
+      <w:pPr>
+        <w:pStyle w:val="ListParagraph"/>
+        <w:numPr>
+          <w:ilvl w:val="1"/>
+          <w:numId w:val="11"/>
+        </w:numPr>
+        <w:rPr>
+          <w:lang w:val="en-US"/>
+        </w:rPr>
+      </w:pPr>
+      <w:r>
+        <w:t xml:space="preserve">Step: </w:t>
+      </w:r>
+      <w:r>
+        <w:t>An individual action or shell command inside a job.</w:t>
+      </w:r>
+    </w:p>
+    <w:p>
+      <w:pPr>
+        <w:pStyle w:val="ListParagraph"/>
+        <w:numPr>
+          <w:ilvl w:val="1"/>
+          <w:numId w:val="11"/>
+        </w:numPr>
+        <w:rPr>
+          <w:lang w:val="en-US"/>
+        </w:rPr>
+      </w:pPr>
+      <w:r>
+        <w:t xml:space="preserve">Runner: </w:t>
+      </w:r>
+      <w:r>
+        <w:t>The machine that executes the workflow's jobs.</w:t>
+      </w:r>
+    </w:p>
+    <w:p>
+      <w:pPr>
+        <w:pStyle w:val="ListParagraph"/>
+        <w:numPr>
+          <w:ilvl w:val="1"/>
+          <w:numId w:val="11"/>
+        </w:numPr>
+        <w:rPr>
+          <w:lang w:val="en-US"/>
+        </w:rPr>
+      </w:pPr>
+      <w:r>
+        <w:t xml:space="preserve">Action: </w:t>
+      </w:r>
+      <w:r>
+        <w:t>A reusable component that performs a task within a workflow.</w:t>
+      </w:r>
+    </w:p>
+    <w:p>
+      <w:pPr>
+        <w:rPr>
+          <w:lang w:val="en-US"/>
+        </w:rPr>
+      </w:pPr>
+      <w:r>
+        <w:rPr>
+          <w:lang w:val="en-US"/>
+        </w:rPr>
+        <w:lastRenderedPageBreak/>
+        <w:drawing>
+          <wp:inline distT="0" distB="0" distL="0" distR="0" wp14:anchorId="787C3E16" wp14:editId="03F7272E">
+            <wp:extent cx="5731510" cy="3084830"/>
+            <wp:effectExtent l="0" t="0" r="2540" b="1270"/>
+            <wp:docPr id="1036565157" name="Picture 1"/>
+            <wp:cNvGraphicFramePr>
+              <a:graphicFrameLocks xmlns:a="http://schemas.openxmlformats.org/drawingml/2006/main" noChangeAspect="1"/>
+            </wp:cNvGraphicFramePr>
+            <a:graphic xmlns:a="http://schemas.openxmlformats.org/drawingml/2006/main">
+              <a:graphicData uri="http://schemas.openxmlformats.org/drawingml/2006/picture">
+                <pic:pic xmlns:pic="http://schemas.openxmlformats.org/drawingml/2006/picture">
+                  <pic:nvPicPr>
+                    <pic:cNvPr id="1036565157" name=""/>
+                    <pic:cNvPicPr/>
+                  </pic:nvPicPr>
+                  <pic:blipFill>
+                    <a:blip r:embed="rId12"/>
+                    <a:stretch>
+                      <a:fillRect/>
+                    </a:stretch>
+                  </pic:blipFill>
+                  <pic:spPr>
+                    <a:xfrm>
+                      <a:off x="0" y="0"/>
+                      <a:ext cx="5731510" cy="3084830"/>
+                    </a:xfrm>
+                    <a:prstGeom prst="rect">
+                      <a:avLst/>
+                    </a:prstGeom>
+                  </pic:spPr>
+                </pic:pic>
+              </a:graphicData>
+            </a:graphic>
+          </wp:inline>
+        </w:drawing>
+      </w:r>
+    </w:p>
+    <w:p>
+      <w:pPr>
+        <w:rPr>
+          <w:lang w:val="en-US"/>
+        </w:rPr>
+      </w:pPr>
+      <w:r>
+        <w:rPr>
+          <w:lang w:val="en-US"/>
+        </w:rPr>
+        <w:drawing>
+          <wp:inline distT="0" distB="0" distL="0" distR="0" wp14:anchorId="1822ADB4" wp14:editId="0F918EB3">
+            <wp:extent cx="5731510" cy="2865755"/>
+            <wp:effectExtent l="0" t="0" r="2540" b="0"/>
+            <wp:docPr id="39475662" name="Picture 1"/>
+            <wp:cNvGraphicFramePr>
+              <a:graphicFrameLocks xmlns:a="http://schemas.openxmlformats.org/drawingml/2006/main" noChangeAspect="1"/>
+            </wp:cNvGraphicFramePr>
+            <a:graphic xmlns:a="http://schemas.openxmlformats.org/drawingml/2006/main">
+              <a:graphicData uri="http://schemas.openxmlformats.org/drawingml/2006/picture">
+                <pic:pic xmlns:pic="http://schemas.openxmlformats.org/drawingml/2006/picture">
+                  <pic:nvPicPr>
+                    <pic:cNvPr id="39475662" name=""/>
+                    <pic:cNvPicPr/>
+                  </pic:nvPicPr>
+                  <pic:blipFill>
+                    <a:blip r:embed="rId13"/>
+                    <a:stretch>
+                      <a:fillRect/>
+                    </a:stretch>
+                  </pic:blipFill>
+                  <pic:spPr>
+                    <a:xfrm>
+                      <a:off x="0" y="0"/>
+                      <a:ext cx="5731510" cy="2865755"/>
+                    </a:xfrm>
+                    <a:prstGeom prst="rect">
+                      <a:avLst/>
+                    </a:prstGeom>
+                  </pic:spPr>
+                </pic:pic>
+              </a:graphicData>
+            </a:graphic>
+          </wp:inline>
+        </w:drawing>
+      </w:r>
+    </w:p>
     <w:sectPr>
       <w:pgSz w:w="11906" w:h="16838"/>
       <w:pgMar w:top="1440" w:right="1440" w:bottom="1440" w:left="1440" w:header="708" w:footer="708" w:gutter="0"/>
@@ -1661,6 +2811,95 @@
     </w:lvl>
   </w:abstractNum>
   <w:abstractNum w:abstractNumId="3" w15:restartNumberingAfterBreak="0">
+    <w:nsid w:val="1E78193E"/>
+    <w:multiLevelType w:val="hybridMultilevel"/>
+    <w:tmpl w:val="CB4E2936"/>
+    <w:lvl w:ilvl="0" w:tplc="4009000F">
+      <w:start w:val="1"/>
+      <w:numFmt w:val="decimal"/>
+      <w:lvlText w:val="%1."/>
+      <w:lvlJc w:val="left"/>
+      <w:pPr>
+        <w:ind w:left="720" w:hanging="360"/>
+      </w:pPr>
+      <w:rPr>
+        <w:rFonts w:hint="default"/>
+      </w:rPr>
+    </w:lvl>
+    <w:lvl w:ilvl="1" w:tplc="40090019">
+      <w:start w:val="1"/>
+      <w:numFmt w:val="lowerLetter"/>
+      <w:lvlText w:val="%2."/>
+      <w:lvlJc w:val="left"/>
+      <w:pPr>
+        <w:ind w:left="1440" w:hanging="360"/>
+      </w:pPr>
+    </w:lvl>
+    <w:lvl w:ilvl="2" w:tplc="4009001B" w:tentative="1">
+      <w:start w:val="1"/>
+      <w:numFmt w:val="lowerRoman"/>
+      <w:lvlText w:val="%3."/>
+      <w:lvlJc w:val="right"/>
+      <w:pPr>
+        <w:ind w:left="2160" w:hanging="180"/>
+      </w:pPr>
+    </w:lvl>
+    <w:lvl w:ilvl="3" w:tplc="4009000F" w:tentative="1">
+      <w:start w:val="1"/>
+      <w:numFmt w:val="decimal"/>
+      <w:lvlText w:val="%4."/>
+      <w:lvlJc w:val="left"/>
+      <w:pPr>
+        <w:ind w:left="2880" w:hanging="360"/>
+      </w:pPr>
+    </w:lvl>
+    <w:lvl w:ilvl="4" w:tplc="40090019" w:tentative="1">
+      <w:start w:val="1"/>
+      <w:numFmt w:val="lowerLetter"/>
+      <w:lvlText w:val="%5."/>
+      <w:lvlJc w:val="left"/>
+      <w:pPr>
+        <w:ind w:left="3600" w:hanging="360"/>
+      </w:pPr>
+    </w:lvl>
+    <w:lvl w:ilvl="5" w:tplc="4009001B" w:tentative="1">
+      <w:start w:val="1"/>
+      <w:numFmt w:val="lowerRoman"/>
+      <w:lvlText w:val="%6."/>
+      <w:lvlJc w:val="right"/>
+      <w:pPr>
+        <w:ind w:left="4320" w:hanging="180"/>
+      </w:pPr>
+    </w:lvl>
+    <w:lvl w:ilvl="6" w:tplc="4009000F" w:tentative="1">
+      <w:start w:val="1"/>
+      <w:numFmt w:val="decimal"/>
+      <w:lvlText w:val="%7."/>
+      <w:lvlJc w:val="left"/>
+      <w:pPr>
+        <w:ind w:left="5040" w:hanging="360"/>
+      </w:pPr>
+    </w:lvl>
+    <w:lvl w:ilvl="7" w:tplc="40090019" w:tentative="1">
+      <w:start w:val="1"/>
+      <w:numFmt w:val="lowerLetter"/>
+      <w:lvlText w:val="%8."/>
+      <w:lvlJc w:val="left"/>
+      <w:pPr>
+        <w:ind w:left="5760" w:hanging="360"/>
+      </w:pPr>
+    </w:lvl>
+    <w:lvl w:ilvl="8" w:tplc="4009001B" w:tentative="1">
+      <w:start w:val="1"/>
+      <w:numFmt w:val="lowerRoman"/>
+      <w:lvlText w:val="%9."/>
+      <w:lvlJc w:val="right"/>
+      <w:pPr>
+        <w:ind w:left="6480" w:hanging="180"/>
+      </w:pPr>
+    </w:lvl>
+  </w:abstractNum>
+  <w:abstractNum w:abstractNumId="4" w15:restartNumberingAfterBreak="0">
     <w:nsid w:val="2950124B"/>
     <w:multiLevelType w:val="hybridMultilevel"/>
     <w:tmpl w:val="113457A2"/>
@@ -1773,7 +3012,7 @@
       </w:rPr>
     </w:lvl>
   </w:abstractNum>
-  <w:abstractNum w:abstractNumId="4" w15:restartNumberingAfterBreak="0">
+  <w:abstractNum w:abstractNumId="5" w15:restartNumberingAfterBreak="0">
     <w:nsid w:val="44412252"/>
     <w:multiLevelType w:val="hybridMultilevel"/>
     <w:tmpl w:val="9A10F21E"/>
@@ -1886,7 +3125,7 @@
       </w:rPr>
     </w:lvl>
   </w:abstractNum>
-  <w:abstractNum w:abstractNumId="5" w15:restartNumberingAfterBreak="0">
+  <w:abstractNum w:abstractNumId="6" w15:restartNumberingAfterBreak="0">
     <w:nsid w:val="593D3671"/>
     <w:multiLevelType w:val="hybridMultilevel"/>
     <w:tmpl w:val="88386888"/>
@@ -1999,7 +3238,7 @@
       </w:rPr>
     </w:lvl>
   </w:abstractNum>
-  <w:abstractNum w:abstractNumId="6" w15:restartNumberingAfterBreak="0">
+  <w:abstractNum w:abstractNumId="7" w15:restartNumberingAfterBreak="0">
     <w:nsid w:val="62F65027"/>
     <w:multiLevelType w:val="hybridMultilevel"/>
     <w:tmpl w:val="744CFCEE"/>
@@ -2112,7 +3351,7 @@
       </w:rPr>
     </w:lvl>
   </w:abstractNum>
-  <w:abstractNum w:abstractNumId="7" w15:restartNumberingAfterBreak="0">
+  <w:abstractNum w:abstractNumId="8" w15:restartNumberingAfterBreak="0">
     <w:nsid w:val="641C6484"/>
     <w:multiLevelType w:val="hybridMultilevel"/>
     <w:tmpl w:val="CB24A0DE"/>
@@ -2225,7 +3464,7 @@
       </w:rPr>
     </w:lvl>
   </w:abstractNum>
-  <w:abstractNum w:abstractNumId="8" w15:restartNumberingAfterBreak="0">
+  <w:abstractNum w:abstractNumId="9" w15:restartNumberingAfterBreak="0">
     <w:nsid w:val="6943756B"/>
     <w:multiLevelType w:val="hybridMultilevel"/>
     <w:tmpl w:val="41769EA8"/>
@@ -2314,7 +3553,7 @@
       </w:pPr>
     </w:lvl>
   </w:abstractNum>
-  <w:abstractNum w:abstractNumId="9" w15:restartNumberingAfterBreak="0">
+  <w:abstractNum w:abstractNumId="10" w15:restartNumberingAfterBreak="0">
     <w:nsid w:val="6D966C7D"/>
     <w:multiLevelType w:val="hybridMultilevel"/>
     <w:tmpl w:val="6D7C8C2C"/>
@@ -2428,25 +3667,25 @@
     </w:lvl>
   </w:abstractNum>
   <w:num w:numId="1" w16cid:durableId="1159228607">
+    <w:abstractNumId w:val="9"/>
+  </w:num>
+  <w:num w:numId="2" w16cid:durableId="1430079300">
+    <w:abstractNumId w:val="5"/>
+  </w:num>
+  <w:num w:numId="3" w16cid:durableId="10038056">
+    <w:abstractNumId w:val="7"/>
+  </w:num>
+  <w:num w:numId="4" w16cid:durableId="1910573992">
     <w:abstractNumId w:val="8"/>
   </w:num>
-  <w:num w:numId="2" w16cid:durableId="1430079300">
-    <w:abstractNumId w:val="4"/>
-  </w:num>
-  <w:num w:numId="3" w16cid:durableId="10038056">
-    <w:abstractNumId w:val="6"/>
-  </w:num>
-  <w:num w:numId="4" w16cid:durableId="1910573992">
-    <w:abstractNumId w:val="7"/>
-  </w:num>
   <w:num w:numId="5" w16cid:durableId="914168025">
-    <w:abstractNumId w:val="9"/>
+    <w:abstractNumId w:val="10"/>
   </w:num>
   <w:num w:numId="6" w16cid:durableId="1190220412">
     <w:abstractNumId w:val="2"/>
   </w:num>
   <w:num w:numId="7" w16cid:durableId="1231235069">
-    <w:abstractNumId w:val="5"/>
+    <w:abstractNumId w:val="6"/>
   </w:num>
   <w:num w:numId="8" w16cid:durableId="1114791905">
     <w:abstractNumId w:val="0"/>
@@ -2455,6 +3694,9 @@
     <w:abstractNumId w:val="1"/>
   </w:num>
   <w:num w:numId="10" w16cid:durableId="1194151384">
+    <w:abstractNumId w:val="4"/>
+  </w:num>
+  <w:num w:numId="11" w16cid:durableId="138348072">
     <w:abstractNumId w:val="3"/>
   </w:num>
 </w:numbering>
@@ -3395,6 +4637,49 @@
       </w:tblBorders>
     </w:tblPr>
   </w:style>
+  <w:style w:type="paragraph" w:styleId="NormalWeb">
+    <w:name w:val="Normal (Web)"/>
+    <w:basedOn w:val="Normal"/>
+    <w:uiPriority w:val="99"/>
+    <w:semiHidden/>
+    <w:unhideWhenUsed/>
+    <w:rsid w:val="006073ED"/>
+    <w:rPr>
+      <w:rFonts w:ascii="Times New Roman" w:hAnsi="Times New Roman" w:cs="Times New Roman"/>
+      <w:sz w:val="24"/>
+      <w:szCs w:val="24"/>
+    </w:rPr>
+  </w:style>
+  <w:style w:type="paragraph" w:styleId="HTMLPreformatted">
+    <w:name w:val="HTML Preformatted"/>
+    <w:basedOn w:val="Normal"/>
+    <w:link w:val="HTMLPreformattedChar"/>
+    <w:uiPriority w:val="99"/>
+    <w:semiHidden/>
+    <w:unhideWhenUsed/>
+    <w:rsid w:val="0016346A"/>
+    <w:pPr>
+      <w:spacing w:after="0" w:line="240" w:lineRule="auto"/>
+    </w:pPr>
+    <w:rPr>
+      <w:rFonts w:ascii="Consolas" w:hAnsi="Consolas"/>
+      <w:sz w:val="20"/>
+      <w:szCs w:val="20"/>
+    </w:rPr>
+  </w:style>
+  <w:style w:type="character" w:customStyle="1" w:styleId="HTMLPreformattedChar">
+    <w:name w:val="HTML Preformatted Char"/>
+    <w:basedOn w:val="DefaultParagraphFont"/>
+    <w:link w:val="HTMLPreformatted"/>
+    <w:uiPriority w:val="99"/>
+    <w:semiHidden/>
+    <w:rsid w:val="0016346A"/>
+    <w:rPr>
+      <w:rFonts w:ascii="Consolas" w:hAnsi="Consolas"/>
+      <w:sz w:val="20"/>
+      <w:szCs w:val="20"/>
+    </w:rPr>
+  </w:style>
 </w:styles>
 </file>
 
